--- a/hin/docx/014.content.docx
+++ b/hin/docx/014.content.docx
@@ -150,26 +150,6 @@
           <w:lang w:val="hi_IN" w:bidi="hi_IN"/>
         </w:rPr>
         <w:t>ज</w:t>
-      </w:r>
-      <w:r>
-        <w:rPr>
-          <w:lang w:val="hi_IN" w:bidi="hi_IN"/>
-        </w:rPr>
-      </w:r>
-    </w:p>
-    <w:p>
-      <w:pPr/>
-      <w:r>
-        <w:rPr>
-          <w:lang w:val="hi_IN" w:bidi="hi_IN"/>
-        </w:rPr>
-      </w:r>
-      <w:r>
-        <w:rPr>
-          <w:i/>
-          <w:lang w:val="hi_IN" w:bidi="hi_IN"/>
-        </w:rPr>
-        <w:t>जातियों के प्रभु, जातियों के विरुद्ध सन्देश, जातीय घृणा, जीवन जल, जीवन या मृत्यु का चुनाव</w:t>
       </w:r>
       <w:r>
         <w:rPr>

--- a/hin/docx/014.content.docx
+++ b/hin/docx/014.content.docx
@@ -19,7 +19,7 @@
         <w:rPr>
           <w:lang w:val="hi_IN" w:bidi="hi_IN"/>
         </w:rPr>
-        <w:t>Resource: Study Notes - Themes (Tyndale)</w:t>
+        <w:t>Resource: Tyndale Open Study Notes</w:t>
       </w:r>
       <w:r>
         <w:rPr>
@@ -112,7 +112,7 @@
         <w:rPr>
           <w:lang w:val="hi_IN" w:bidi="hi_IN"/>
         </w:rPr>
-        <w:t>Study Notes - Themes (Tyndale)</w:t>
+        <w:t>Tyndale Open Study Notes</w:t>
       </w:r>
     </w:p>
     <w:p>

--- a/hin/docx/014.content.docx
+++ b/hin/docx/014.content.docx
@@ -149,7 +149,7 @@
         <w:rPr>
           <w:lang w:val="hi_IN" w:bidi="hi_IN"/>
         </w:rPr>
-        <w:t>ज</w:t>
+        <w:t>झ</w:t>
       </w:r>
       <w:r>
         <w:rPr>
@@ -212,7 +212,7 @@
         <w:rPr>
           <w:lang w:val="hi_IN" w:bidi="hi_IN"/>
         </w:rPr>
-        <w:t>जातियों के प्रभु</w:t>
+        <w:t>झूठे भविष्यद्वक्ता</w:t>
       </w:r>
       <w:r>
         <w:rPr>
@@ -231,21 +231,43 @@
         <w:rPr>
           <w:lang w:val="hi_IN" w:bidi="hi_IN"/>
         </w:rPr>
-        <w:t>पुराना नियम और नया नियम, दोनों यह कहते हैं कि प्रभु ही एकमात्र सच्चे परमेश्वर हैं। परमेश्वर सभी जातियों और लोगों के ऊपर हर समय प्रधान हैं। चाहे शासक उन पर विश्वास न करें या उन्हें स्वीकार न करें, फिर भी परमेश्वर ही सब पर नियंत्रण रखते हैं। राजा और सम्राट सोच सकते हैं कि वे अपने देशों में सब कुछ नियंत्रित करते हैं, पर वे गलत हैं। अन्ततः प्रभु परमेश्वर ही सब के अधिकारी हैं।</w:t>
-      </w:r>
-    </w:p>
-    <w:p>
-      <w:pPr/>
-      <w:r>
-        <w:rPr>
-          <w:lang w:val="hi_IN" w:bidi="hi_IN"/>
-        </w:rPr>
-      </w:r>
-      <w:r>
-        <w:rPr>
-          <w:lang w:val="hi_IN" w:bidi="hi_IN"/>
-        </w:rPr>
-        <w:t xml:space="preserve">पुराने नियम के भविष्यद्वक्ताओं ने कहा कि इस्राएल के प्रभु परमेश्वर ने प्रत्येक जाति के राजा या सम्राट को चुना हैं। परमेश्वर शासकों को उनकी नीतियों की नैतिकता और उनके पालन के तरीके के लिए ज़िम्मेदार ठहराते हैं। यह विचार </w:t>
+        <w:t xml:space="preserve">बाइबल में कई लोगों का वर्णन किया गया है जिन्होंने बिना अधिकार और परमेश्वर की सच्ची बुलाहट के </w:t>
+      </w:r>
+      <w:r>
+        <w:rPr>
+          <w:lang w:val="hi_IN" w:bidi="hi_IN"/>
+        </w:rPr>
+        <w:t xml:space="preserve">भविष्यद्वक्ता </w:t>
+      </w:r>
+      <w:r>
+        <w:rPr>
+          <w:lang w:val="hi_IN" w:bidi="hi_IN"/>
+        </w:rPr>
+        <w:t xml:space="preserve">होने का दावा किया। वे ऐसे बोलते थे जैसे वे परमेश्वर का प्रतिनिधित्व करते हों। लोगों को अक्सर सच्चे </w:t>
+      </w:r>
+      <w:r>
+        <w:rPr>
+          <w:lang w:val="hi_IN" w:bidi="hi_IN"/>
+        </w:rPr>
+        <w:t>भविष्यद्वक्ता</w:t>
+      </w:r>
+      <w:r>
+        <w:rPr>
+          <w:lang w:val="hi_IN" w:bidi="hi_IN"/>
+        </w:rPr>
+        <w:t xml:space="preserve">ओं और झूठे भविष्यद्वक्ताओं के बीच अन्तर करना कठिन लगता था। झूठे </w:t>
+      </w:r>
+      <w:r>
+        <w:rPr>
+          <w:lang w:val="hi_IN" w:bidi="hi_IN"/>
+        </w:rPr>
+        <w:t xml:space="preserve">भविष्यद्वक्ता </w:t>
+      </w:r>
+      <w:r>
+        <w:rPr>
+          <w:lang w:val="hi_IN" w:bidi="hi_IN"/>
+        </w:rPr>
+        <w:t xml:space="preserve">आमतौर पर लोगों को वही बताते थे जो वे सुनना चाहते थे (उदाहरण के लिए देखें, </w:t>
       </w:r>
       <w:hyperlink r:id="rId13">
         <w:r>
@@ -256,14 +278,14 @@
             <w:color w:val="0000EE"/>
             <w:u w:val="single"/>
           </w:rPr>
-          <w:t>यिर्मयाह 18</w:t>
+          <w:t>1 रा 22:10–14</w:t>
         </w:r>
       </w:hyperlink>
       <w:r>
         <w:rPr>
           <w:lang w:val="hi_IN" w:bidi="hi_IN"/>
         </w:rPr>
-        <w:t xml:space="preserve">, </w:t>
+        <w:t xml:space="preserve">; </w:t>
       </w:r>
       <w:hyperlink r:id="rId14">
         <w:r>
@@ -274,14 +296,28 @@
             <w:color w:val="0000EE"/>
             <w:u w:val="single"/>
           </w:rPr>
-          <w:t>25</w:t>
+          <w:t>यिर्म 28:1–4</w:t>
         </w:r>
       </w:hyperlink>
       <w:r>
         <w:rPr>
           <w:lang w:val="hi_IN" w:bidi="hi_IN"/>
         </w:rPr>
-        <w:t xml:space="preserve"> और </w:t>
+        <w:t>)।</w:t>
+      </w:r>
+    </w:p>
+    <w:p>
+      <w:pPr/>
+      <w:r>
+        <w:rPr>
+          <w:lang w:val="hi_IN" w:bidi="hi_IN"/>
+        </w:rPr>
+      </w:r>
+      <w:r>
+        <w:rPr>
+          <w:lang w:val="hi_IN" w:bidi="hi_IN"/>
+        </w:rPr>
+        <w:t xml:space="preserve">इस कठिनाई और अपने विद्रोही लोगों का न्याय करने में प्रभु की दयापूर्ण देरी के कारण, कई लोगों को संदेह था कि क्या उनके सच्चे भविष्यद्वक्ताओं के माध्यम से कहा गया परमेश्वर का संदेश सच होगा (देखें </w:t>
       </w:r>
       <w:hyperlink r:id="rId15">
         <w:r>
@@ -292,14 +328,14 @@
             <w:color w:val="0000EE"/>
             <w:u w:val="single"/>
           </w:rPr>
-          <w:t>46–51</w:t>
+          <w:t>यशा 5:19</w:t>
         </w:r>
       </w:hyperlink>
       <w:r>
         <w:rPr>
           <w:lang w:val="hi_IN" w:bidi="hi_IN"/>
         </w:rPr>
-        <w:t xml:space="preserve"> में स्पष्ट है।</w:t>
+        <w:t>)। अन्य लोग यह मानते थे कि उनके जीवनकाल में कुछ भी नहीं होगा। क्या अक्सर विलंबित होने वाली सज़ा थोड़ी देर और रुक सकती है?</w:t>
       </w:r>
     </w:p>
     <w:p>
@@ -313,39 +349,7 @@
         <w:rPr>
           <w:lang w:val="hi_IN" w:bidi="hi_IN"/>
         </w:rPr>
-        <w:t xml:space="preserve">जो जाति एकमात्र सच्चे परमेश्वर को नहीं स्वीकार करती थी, उन्हें कठोर न्याय का सामना करना पड़ता। कुछ जातियों के लिए, परमेश्वर ने यह प्रतिज्ञा की थी कि एक छोटा समूह (जिन्हें बचे हुए लोग कहा जाता है) जीवित रहेगा (देखें </w:t>
-      </w:r>
-      <w:hyperlink r:id="rId15">
-        <w:r>
-          <w:rPr>
-            <w:lang w:val="hi_IN" w:bidi="hi_IN"/>
-          </w:rPr>
-          <w:rPr>
-            <w:color w:val="0000EE"/>
-            <w:u w:val="single"/>
-          </w:rPr>
-          <w:t>यिर्म 46–51</w:t>
-        </w:r>
-      </w:hyperlink>
-      <w:r>
-        <w:rPr>
-          <w:lang w:val="hi_IN" w:bidi="hi_IN"/>
-        </w:rPr>
-        <w:t>)।</w:t>
-      </w:r>
-    </w:p>
-    <w:p>
-      <w:pPr/>
-      <w:r>
-        <w:rPr>
-          <w:lang w:val="hi_IN" w:bidi="hi_IN"/>
-        </w:rPr>
-      </w:r>
-      <w:r>
-        <w:rPr>
-          <w:lang w:val="hi_IN" w:bidi="hi_IN"/>
-        </w:rPr>
-        <w:t>प्रभु चाहते हैं कि प्रत्येक जाति के लोग उनकी ओर फिरें और पूरे मन तथा सम्पूर्ण समर्पण के साथ उनका अनुसरण करें। वह सदा से यही चाहते आए हैं कि सब लोग धर्मी जीवन व्यतीत करें और सच्ची आराधना में उनका आनन्द अनुभव करें। प्रकाशितवाक्य की पुस्तक भविष्य में हर जाति, कुल, और भाषा के लोगों को परमेश्वर की आराधना करते हुए वर्णित करती है (</w:t>
+        <w:t>यहेजकेल ने भविष्यवाणी की कि यरूशलेम पर आने वाले न्याय में, परमेश्वर झूठे भविष्यद्वक्ताओं को हटा देंगे। इससे लोगों को सच्चे भविष्यद्वक्ताओं की पहचान करने में सहायता मिलेगी (</w:t>
       </w:r>
       <w:hyperlink r:id="rId16">
         <w:r>
@@ -356,37 +360,14 @@
             <w:color w:val="0000EE"/>
             <w:u w:val="single"/>
           </w:rPr>
-          <w:t>प्रका 7:9–10</w:t>
+          <w:t>यहेज 13:8–9</w:t>
         </w:r>
       </w:hyperlink>
       <w:r>
         <w:rPr>
           <w:lang w:val="hi_IN" w:bidi="hi_IN"/>
         </w:rPr>
-        <w:t>)।</w:t>
-      </w:r>
-    </w:p>
-    <w:p>
-      <w:pPr/>
-      <w:r>
-        <w:rPr>
-          <w:lang w:val="hi_IN" w:bidi="hi_IN"/>
-        </w:rPr>
-      </w:r>
-      <w:r>
-        <w:rPr>
-          <w:u w:val="single"/>
-          <w:lang w:val="hi_IN" w:bidi="hi_IN"/>
-        </w:rPr>
-        <w:t>अधिक अध्ययन के लिए अंश</w:t>
-      </w:r>
-    </w:p>
-    <w:p>
-      <w:pPr/>
-      <w:r>
-        <w:rPr>
-          <w:lang w:val="hi_IN" w:bidi="hi_IN"/>
-        </w:rPr>
+        <w:t>)। परमेश्वर का न्याय बिना देरी के होगा—प्रभु जल्द ही अपने वचनों को पूरा करेंगे (</w:t>
       </w:r>
       <w:hyperlink r:id="rId17">
         <w:r>
@@ -397,14 +378,40 @@
             <w:color w:val="0000EE"/>
             <w:u w:val="single"/>
           </w:rPr>
-          <w:t>निर्गमन 8:20–22</w:t>
+          <w:t>13:11</w:t>
         </w:r>
       </w:hyperlink>
       <w:r>
         <w:rPr>
           <w:lang w:val="hi_IN" w:bidi="hi_IN"/>
         </w:rPr>
-        <w:t xml:space="preserve">; </w:t>
+        <w:t>)। तब हर कोई जान जाएगा कि कौन से शब्द वास्तव में परमेश्वर से थे और कौन से शब्द झूठे भविष्यद्वक्ताओं की कल्पना थे।</w:t>
+      </w:r>
+    </w:p>
+    <w:p>
+      <w:pPr/>
+      <w:r>
+        <w:rPr>
+          <w:lang w:val="hi_IN" w:bidi="hi_IN"/>
+        </w:rPr>
+      </w:r>
+      <w:r>
+        <w:rPr>
+          <w:lang w:val="hi_IN" w:bidi="hi_IN"/>
+        </w:rPr>
+        <w:t xml:space="preserve">यीशु ने चेतावनी दी थी कि भविष्य में झूठे </w:t>
+      </w:r>
+      <w:r>
+        <w:rPr>
+          <w:lang w:val="hi_IN" w:bidi="hi_IN"/>
+        </w:rPr>
+        <w:t xml:space="preserve">भविष्यद्वक्ता </w:t>
+      </w:r>
+      <w:r>
+        <w:rPr>
+          <w:lang w:val="hi_IN" w:bidi="hi_IN"/>
+        </w:rPr>
+        <w:t>प्रकट होंगे (</w:t>
       </w:r>
       <w:hyperlink r:id="rId18">
         <w:r>
@@ -415,14 +422,14 @@
             <w:color w:val="0000EE"/>
             <w:u w:val="single"/>
           </w:rPr>
-          <w:t>9:29</w:t>
+          <w:t>मत्ती 24:11–28</w:t>
         </w:r>
       </w:hyperlink>
       <w:r>
         <w:rPr>
           <w:lang w:val="hi_IN" w:bidi="hi_IN"/>
         </w:rPr>
-        <w:t xml:space="preserve">; </w:t>
+        <w:t xml:space="preserve">)। उनके प्रारम्भिक अनुयायियों ने कई झूठे भविष्यद्वक्ताओं का सामना किया (उदाहरण के लिए देखें, </w:t>
       </w:r>
       <w:hyperlink r:id="rId19">
         <w:r>
@@ -433,7 +440,7 @@
             <w:color w:val="0000EE"/>
             <w:u w:val="single"/>
           </w:rPr>
-          <w:t>2 राजाओं 19:22–37</w:t>
+          <w:t>प्रेरि 13:6–12</w:t>
         </w:r>
       </w:hyperlink>
       <w:r>
@@ -451,14 +458,14 @@
             <w:color w:val="0000EE"/>
             <w:u w:val="single"/>
           </w:rPr>
-          <w:t>यिर्मयाह 18:5–11</w:t>
+          <w:t>2 पत 2:1–3</w:t>
         </w:r>
       </w:hyperlink>
       <w:r>
         <w:rPr>
           <w:lang w:val="hi_IN" w:bidi="hi_IN"/>
         </w:rPr>
-        <w:t xml:space="preserve">; </w:t>
+        <w:t>)। मसीही अक्सर झूठे भविष्यद्वक्ताओं की पहचान उनके मसीह के बारे में गलत शिक्षाओं से कर सकते हैं। ये शिक्षाएँ दिखाती हैं कि परमेश्वर का आत्मा उनका मार्गदर्शन नहीं कर रहा है (</w:t>
       </w:r>
       <w:hyperlink r:id="rId21">
         <w:r>
@@ -469,32 +476,37 @@
             <w:color w:val="0000EE"/>
             <w:u w:val="single"/>
           </w:rPr>
-          <w:t>25:15–29</w:t>
+          <w:t>1 यूह 4:1–3</w:t>
         </w:r>
       </w:hyperlink>
       <w:r>
         <w:rPr>
           <w:lang w:val="hi_IN" w:bidi="hi_IN"/>
         </w:rPr>
-        <w:t xml:space="preserve">; </w:t>
-      </w:r>
-      <w:hyperlink r:id="rId15">
-        <w:r>
-          <w:rPr>
-            <w:lang w:val="hi_IN" w:bidi="hi_IN"/>
-          </w:rPr>
-          <w:rPr>
-            <w:color w:val="0000EE"/>
-            <w:u w:val="single"/>
-          </w:rPr>
-          <w:t>46:1–51:64</w:t>
-        </w:r>
-      </w:hyperlink>
-      <w:r>
-        <w:rPr>
-          <w:lang w:val="hi_IN" w:bidi="hi_IN"/>
-        </w:rPr>
-        <w:t xml:space="preserve">; </w:t>
+        <w:t>)।</w:t>
+      </w:r>
+    </w:p>
+    <w:p>
+      <w:pPr/>
+      <w:r>
+        <w:rPr>
+          <w:lang w:val="hi_IN" w:bidi="hi_IN"/>
+        </w:rPr>
+      </w:r>
+      <w:r>
+        <w:rPr>
+          <w:u w:val="single"/>
+          <w:lang w:val="hi_IN" w:bidi="hi_IN"/>
+        </w:rPr>
+        <w:t>आगे के अध्ययन के लिए अंश</w:t>
+      </w:r>
+    </w:p>
+    <w:p>
+      <w:pPr/>
+      <w:r>
+        <w:rPr>
+          <w:lang w:val="hi_IN" w:bidi="hi_IN"/>
+        </w:rPr>
       </w:r>
       <w:hyperlink r:id="rId22">
         <w:r>
@@ -505,7 +517,7 @@
             <w:color w:val="0000EE"/>
             <w:u w:val="single"/>
           </w:rPr>
-          <w:t>दानिय्येल 2:19–21</w:t>
+          <w:t>व्यवस्थाविवरण 13:1–5</w:t>
         </w:r>
       </w:hyperlink>
       <w:r>
@@ -523,7 +535,7 @@
             <w:color w:val="0000EE"/>
             <w:u w:val="single"/>
           </w:rPr>
-          <w:t>4:34–37</w:t>
+          <w:t>18:22</w:t>
         </w:r>
       </w:hyperlink>
       <w:r>
@@ -541,7 +553,7 @@
             <w:color w:val="0000EE"/>
             <w:u w:val="single"/>
           </w:rPr>
-          <w:t>हाग्गै 2:7</w:t>
+          <w:t>1 राजा 22:8–28</w:t>
         </w:r>
       </w:hyperlink>
       <w:r>
@@ -559,7 +571,7 @@
             <w:color w:val="0000EE"/>
             <w:u w:val="single"/>
           </w:rPr>
-          <w:t>मत्ती 28:18–20</w:t>
+          <w:t>यिर्मयाह 6:13–15</w:t>
         </w:r>
       </w:hyperlink>
       <w:r>
@@ -577,7 +589,7 @@
             <w:color w:val="0000EE"/>
             <w:u w:val="single"/>
           </w:rPr>
-          <w:t>प्रेरितों के काम 12:21–23</w:t>
+          <w:t>14:13–16</w:t>
         </w:r>
       </w:hyperlink>
       <w:r>
@@ -595,82 +607,14 @@
             <w:color w:val="0000EE"/>
             <w:u w:val="single"/>
           </w:rPr>
-          <w:t>रोमियों 13:1–7</w:t>
+          <w:t>20:1–6</w:t>
         </w:r>
       </w:hyperlink>
       <w:r>
         <w:rPr>
           <w:lang w:val="hi_IN" w:bidi="hi_IN"/>
         </w:rPr>
-      </w:r>
-      <w:r>
-        <w:rPr>
-          <w:lang w:val="hi_IN" w:bidi="hi_IN"/>
-        </w:rPr>
-      </w:r>
-    </w:p>
-    <w:p>
-      <w:pPr/>
-      <w:r>
-        <w:rPr>
-          <w:lang w:val="hi_IN" w:bidi="hi_IN"/>
-        </w:rPr>
-      </w:r>
-    </w:p>
-    <w:p>
-      <w:pPr>
-        <w:pStyle w:val="Heading2"/>
-      </w:pPr>
-      <w:r>
-        <w:rPr>
-          <w:lang w:val="hi_IN" w:bidi="hi_IN"/>
-        </w:rPr>
-        <w:t>जातियों के विरुद्ध सन्देश</w:t>
-      </w:r>
-      <w:r>
-        <w:rPr>
-          <w:lang w:val="hi_IN" w:bidi="hi_IN"/>
-        </w:rPr>
-      </w:r>
-    </w:p>
-    <w:p>
-      <w:pPr/>
-      <w:r>
-        <w:rPr>
-          <w:lang w:val="hi_IN" w:bidi="hi_IN"/>
-        </w:rPr>
-      </w:r>
-      <w:r>
-        <w:rPr>
-          <w:lang w:val="hi_IN" w:bidi="hi_IN"/>
-        </w:rPr>
-        <w:t>इस्राएल के भविष्यद्वक्ताओं ने उन जातियों से क्यों बात की जो शायद उनके सन्देशों को सुनना पसन्द नहीं करते थे? वे इन जातियों के विचारों और कार्यों की परवाह क्यों करते थे?</w:t>
-      </w:r>
-    </w:p>
-    <w:p>
-      <w:pPr/>
-      <w:r>
-        <w:rPr>
-          <w:lang w:val="hi_IN" w:bidi="hi_IN"/>
-        </w:rPr>
-      </w:r>
-      <w:r>
-        <w:rPr>
-          <w:lang w:val="hi_IN" w:bidi="hi_IN"/>
-        </w:rPr>
-        <w:t>वास्तविक श्रोता परमेश्वर के लोग थे। ये सन्देश उन्हें याद दिलाते थे कि परमेश्वर के पास दोहरा मापदण्ड नहीं है। वे अपने लोगों के और अन्य जातियों के पापों का न्याय करते हैं। न्याय "</w:t>
-      </w:r>
-      <w:r>
-        <w:rPr>
-          <w:lang w:val="hi_IN" w:bidi="hi_IN"/>
-        </w:rPr>
-        <w:t>परमेश्वर के लोगों</w:t>
-      </w:r>
-      <w:r>
-        <w:rPr>
-          <w:lang w:val="hi_IN" w:bidi="hi_IN"/>
-        </w:rPr>
-        <w:t>" से आरम्भ होता है (</w:t>
+        <w:t xml:space="preserve">; </w:t>
       </w:r>
       <w:hyperlink r:id="rId28">
         <w:r>
@@ -681,80 +625,14 @@
             <w:color w:val="0000EE"/>
             <w:u w:val="single"/>
           </w:rPr>
-          <w:t>1 पत 4:17</w:t>
+          <w:t>28:1–17</w:t>
         </w:r>
       </w:hyperlink>
       <w:r>
         <w:rPr>
           <w:lang w:val="hi_IN" w:bidi="hi_IN"/>
         </w:rPr>
-        <w:t>)।</w:t>
-      </w:r>
-    </w:p>
-    <w:p>
-      <w:pPr/>
-      <w:r>
-        <w:rPr>
-          <w:lang w:val="hi_IN" w:bidi="hi_IN"/>
-        </w:rPr>
-      </w:r>
-      <w:r>
-        <w:rPr>
-          <w:lang w:val="hi_IN" w:bidi="hi_IN"/>
-        </w:rPr>
-        <w:t>लेकिन यह यहीं नहीं रुकता। परमेश्वर इस्राएल के अंदर और बाहर, उन सभी का न्याय करेंगे जो उनके खिलाफ विद्रोह करते हैं। हर किसी को प्रभु को एकमात्र सच्चा और सर्वोच्च परमेश्वर के रूप में पहचानना चाहिए।</w:t>
-      </w:r>
-    </w:p>
-    <w:p>
-      <w:pPr/>
-      <w:r>
-        <w:rPr>
-          <w:lang w:val="hi_IN" w:bidi="hi_IN"/>
-        </w:rPr>
-      </w:r>
-      <w:r>
-        <w:rPr>
-          <w:lang w:val="hi_IN" w:bidi="hi_IN"/>
-        </w:rPr>
-        <w:t xml:space="preserve">यहूदा के लोग अक्सर विदेशी शत्रुओं से बचने के लिए मिस्र जैसे देशों पर भरोसा करते थे। वे यह नहीं समझते थे कि परमेश्वर अन्य जातियों का उपयोग उनके न्याय के लिए करते हैं। </w:t>
-      </w:r>
-      <w:r>
-        <w:rPr>
-          <w:lang w:val="hi_IN" w:bidi="hi_IN"/>
-        </w:rPr>
-        <w:t>भविष्यद्वक्ता</w:t>
-      </w:r>
-      <w:r>
-        <w:rPr>
-          <w:lang w:val="hi_IN" w:bidi="hi_IN"/>
-        </w:rPr>
-        <w:t>ओं ने लोगों को याद दिलाया कि पृथ्वी पर कोई भी जाति परमेश्वर की जगह नहीं ले सकता। अन्त में, सभी जातियां उनकी आराधना में उनके सामने झुकेंगे।</w:t>
-      </w:r>
-    </w:p>
-    <w:p>
-      <w:pPr/>
-      <w:r>
-        <w:rPr>
-          <w:lang w:val="hi_IN" w:bidi="hi_IN"/>
-        </w:rPr>
-      </w:r>
-      <w:r>
-        <w:rPr>
-          <w:lang w:val="hi_IN" w:bidi="hi_IN"/>
-        </w:rPr>
-        <w:t>विदेशी जातियों के विरुद्ध दिए गए सन्देश वाचा के समुदाय को यह याद दिलाने के लिए थे कि यद्यपि परमेश्वर ने उनके पापों के कारण उनका न्याय किया, फिर भी वे उनकी प्रिय प्रजा बने रहे। इन विदेशी जातियों के विरुद्ध मुख्य आरोप यह था कि उन्होंने परमेश्वर की चुनी हुई प्रजा को सताया और उनका अपमान किया। यह परमेश्वर को अप्रसन्न करता था। अब्राहम के साथ की गई परमेश्वर की वाचा का नकारात्मक पक्ष अब भी सक्रिय था। परमेश्वर ने कहा है, “</w:t>
-      </w:r>
-      <w:r>
-        <w:rPr>
-          <w:lang w:val="hi_IN" w:bidi="hi_IN"/>
-        </w:rPr>
-        <w:t>जो तुझे कोसे, उसे मैं श्राप दूँगा</w:t>
-      </w:r>
-      <w:r>
-        <w:rPr>
-          <w:lang w:val="hi_IN" w:bidi="hi_IN"/>
-        </w:rPr>
-        <w:t>” (</w:t>
+        <w:t xml:space="preserve">; </w:t>
       </w:r>
       <w:hyperlink r:id="rId29">
         <w:r>
@@ -765,58 +643,14 @@
             <w:color w:val="0000EE"/>
             <w:u w:val="single"/>
           </w:rPr>
-          <w:t>उत 12:3</w:t>
+          <w:t>29:21–32</w:t>
         </w:r>
       </w:hyperlink>
       <w:r>
         <w:rPr>
           <w:lang w:val="hi_IN" w:bidi="hi_IN"/>
         </w:rPr>
-        <w:t>)।</w:t>
-      </w:r>
-    </w:p>
-    <w:p>
-      <w:pPr/>
-      <w:r>
-        <w:rPr>
-          <w:lang w:val="hi_IN" w:bidi="hi_IN"/>
-        </w:rPr>
-      </w:r>
-      <w:r>
-        <w:rPr>
-          <w:lang w:val="hi_IN" w:bidi="hi_IN"/>
-        </w:rPr>
-        <w:t>इतिहास में परमेश्वर का मुख्य उद्देश्य स्वयं को महिमा देना है। अपने पापी लोगों को निर्वासित करके और उनके घमण्डी दमनकारियों का न्याय करके, परमेश्वर ने अपनी सामर्थ्य और पवित्रता प्रकट की। बेबीलोन की बँधुआई के बावजूद, वाचा के सकारात्मक पक्ष के पूरा होने की अभी भी आशा थी: “</w:t>
-      </w:r>
-      <w:r>
-        <w:rPr>
-          <w:lang w:val="hi_IN" w:bidi="hi_IN"/>
-        </w:rPr>
-        <w:t>भूमण्डल के सारे कुल तेरे द्वारा आशीष पाएँगे</w:t>
-      </w:r>
-      <w:r>
-        <w:rPr>
-          <w:lang w:val="hi_IN" w:bidi="hi_IN"/>
-        </w:rPr>
-        <w:t>” (</w:t>
-      </w:r>
-      <w:hyperlink r:id="rId29">
-        <w:r>
-          <w:rPr>
-            <w:lang w:val="hi_IN" w:bidi="hi_IN"/>
-          </w:rPr>
-          <w:rPr>
-            <w:color w:val="0000EE"/>
-            <w:u w:val="single"/>
-          </w:rPr>
-          <w:t>उत 12:3</w:t>
-        </w:r>
-      </w:hyperlink>
-      <w:r>
-        <w:rPr>
-          <w:lang w:val="hi_IN" w:bidi="hi_IN"/>
-        </w:rPr>
-        <w:t xml:space="preserve">; देखें </w:t>
+        <w:t xml:space="preserve">; </w:t>
       </w:r>
       <w:hyperlink r:id="rId30">
         <w:r>
@@ -827,48 +661,7 @@
             <w:color w:val="0000EE"/>
             <w:u w:val="single"/>
           </w:rPr>
-          <w:t>रोम 11:1–27</w:t>
-        </w:r>
-      </w:hyperlink>
-      <w:r>
-        <w:rPr>
-          <w:lang w:val="hi_IN" w:bidi="hi_IN"/>
-        </w:rPr>
-        <w:t>)। परमेश्वर ने अपने लोगों के लिए योजनाएँ समाप्त नहीं की थीं। वह अन्ततः उन्हें उन दूरस्थ स्थानों से वापस लाकर स्वयं को महिमा देंगे जहाँ उन्होंने उन्हें बिखेर दिया था।</w:t>
-      </w:r>
-    </w:p>
-    <w:p>
-      <w:pPr/>
-      <w:r>
-        <w:rPr>
-          <w:lang w:val="hi_IN" w:bidi="hi_IN"/>
-        </w:rPr>
-      </w:r>
-      <w:r>
-        <w:rPr>
-          <w:u w:val="single"/>
-          <w:lang w:val="hi_IN" w:bidi="hi_IN"/>
-        </w:rPr>
-        <w:t>अधिक अध्ययन के लिए पद्द्यांश</w:t>
-      </w:r>
-    </w:p>
-    <w:p>
-      <w:pPr/>
-      <w:r>
-        <w:rPr>
-          <w:lang w:val="hi_IN" w:bidi="hi_IN"/>
-        </w:rPr>
-      </w:r>
-      <w:hyperlink r:id="rId29">
-        <w:r>
-          <w:rPr>
-            <w:lang w:val="hi_IN" w:bidi="hi_IN"/>
-          </w:rPr>
-          <w:rPr>
-            <w:color w:val="0000EE"/>
-            <w:u w:val="single"/>
-          </w:rPr>
-          <w:t>उत्पत्ति 12:3</w:t>
+          <w:t>50:6</w:t>
         </w:r>
       </w:hyperlink>
       <w:r>
@@ -886,7 +679,7 @@
             <w:color w:val="0000EE"/>
             <w:u w:val="single"/>
           </w:rPr>
-          <w:t>व्यवस्थाविवरण 23:3–6</w:t>
+          <w:t>यहेजकेल 13:1–23</w:t>
         </w:r>
       </w:hyperlink>
       <w:r>
@@ -904,7 +697,7 @@
             <w:color w:val="0000EE"/>
             <w:u w:val="single"/>
           </w:rPr>
-          <w:t>यशायाह 13:1–23:18</w:t>
+          <w:t>22:28</w:t>
         </w:r>
       </w:hyperlink>
       <w:r>
@@ -922,25 +715,7 @@
             <w:color w:val="0000EE"/>
             <w:u w:val="single"/>
           </w:rPr>
-          <w:t>यिर्मयाह 25:29</w:t>
-        </w:r>
-      </w:hyperlink>
-      <w:r>
-        <w:rPr>
-          <w:lang w:val="hi_IN" w:bidi="hi_IN"/>
-        </w:rPr>
-        <w:t xml:space="preserve">; </w:t>
-      </w:r>
-      <w:hyperlink r:id="rId15">
-        <w:r>
-          <w:rPr>
-            <w:lang w:val="hi_IN" w:bidi="hi_IN"/>
-          </w:rPr>
-          <w:rPr>
-            <w:color w:val="0000EE"/>
-            <w:u w:val="single"/>
-          </w:rPr>
-          <w:t>46:1–51:64</w:t>
+          <w:t>मीका 3:5</w:t>
         </w:r>
       </w:hyperlink>
       <w:r>
@@ -958,7 +733,7 @@
             <w:color w:val="0000EE"/>
             <w:u w:val="single"/>
           </w:rPr>
-          <w:t>यहेजकेल 9:6</w:t>
+          <w:t>2 कुरिन्थियों 11:13–15</w:t>
         </w:r>
       </w:hyperlink>
       <w:r>
@@ -976,7 +751,7 @@
             <w:color w:val="0000EE"/>
             <w:u w:val="single"/>
           </w:rPr>
-          <w:t>25:1–32:32</w:t>
+          <w:t>2 तीमुथियुस 4:3–4</w:t>
         </w:r>
       </w:hyperlink>
       <w:r>
@@ -985,7 +760,7 @@
         </w:rPr>
         <w:t xml:space="preserve">; </w:t>
       </w:r>
-      <w:hyperlink r:id="rId36">
+      <w:hyperlink r:id="rId20">
         <w:r>
           <w:rPr>
             <w:lang w:val="hi_IN" w:bidi="hi_IN"/>
@@ -994,1870 +769,7 @@
             <w:color w:val="0000EE"/>
             <w:u w:val="single"/>
           </w:rPr>
-          <w:t>36:23</w:t>
-        </w:r>
-      </w:hyperlink>
-      <w:r>
-        <w:rPr>
-          <w:lang w:val="hi_IN" w:bidi="hi_IN"/>
-        </w:rPr>
-        <w:t xml:space="preserve">; </w:t>
-      </w:r>
-      <w:hyperlink r:id="rId37">
-        <w:r>
-          <w:rPr>
-            <w:lang w:val="hi_IN" w:bidi="hi_IN"/>
-          </w:rPr>
-          <w:rPr>
-            <w:color w:val="0000EE"/>
-            <w:u w:val="single"/>
-          </w:rPr>
-          <w:t>39:7</w:t>
-        </w:r>
-      </w:hyperlink>
-      <w:r>
-        <w:rPr>
-          <w:lang w:val="hi_IN" w:bidi="hi_IN"/>
-        </w:rPr>
-        <w:t xml:space="preserve">; </w:t>
-      </w:r>
-      <w:hyperlink r:id="rId38">
-        <w:r>
-          <w:rPr>
-            <w:lang w:val="hi_IN" w:bidi="hi_IN"/>
-          </w:rPr>
-          <w:rPr>
-            <w:color w:val="0000EE"/>
-            <w:u w:val="single"/>
-          </w:rPr>
-          <w:t>दानिय्येल 4:17</w:t>
-        </w:r>
-      </w:hyperlink>
-      <w:r>
-        <w:rPr>
-          <w:lang w:val="hi_IN" w:bidi="hi_IN"/>
-        </w:rPr>
-        <w:t xml:space="preserve">; </w:t>
-      </w:r>
-      <w:hyperlink r:id="rId39">
-        <w:r>
-          <w:rPr>
-            <w:lang w:val="hi_IN" w:bidi="hi_IN"/>
-          </w:rPr>
-          <w:rPr>
-            <w:color w:val="0000EE"/>
-            <w:u w:val="single"/>
-          </w:rPr>
-          <w:t>आमोस 1:1–2:3</w:t>
-        </w:r>
-      </w:hyperlink>
-      <w:r>
-        <w:rPr>
-          <w:lang w:val="hi_IN" w:bidi="hi_IN"/>
-        </w:rPr>
-        <w:t xml:space="preserve">; </w:t>
-      </w:r>
-      <w:hyperlink r:id="rId40">
-        <w:r>
-          <w:rPr>
-            <w:lang w:val="hi_IN" w:bidi="hi_IN"/>
-          </w:rPr>
-          <w:rPr>
-            <w:color w:val="0000EE"/>
-            <w:u w:val="single"/>
-          </w:rPr>
-          <w:t>3:2</w:t>
-        </w:r>
-      </w:hyperlink>
-      <w:r>
-        <w:rPr>
-          <w:lang w:val="hi_IN" w:bidi="hi_IN"/>
-        </w:rPr>
-        <w:t xml:space="preserve">; </w:t>
-      </w:r>
-      <w:hyperlink r:id="rId41">
-        <w:r>
-          <w:rPr>
-            <w:lang w:val="hi_IN" w:bidi="hi_IN"/>
-          </w:rPr>
-          <w:rPr>
-            <w:color w:val="0000EE"/>
-            <w:u w:val="single"/>
-          </w:rPr>
-          <w:t>ओबद्याह 1:1–16</w:t>
-        </w:r>
-      </w:hyperlink>
-      <w:r>
-        <w:rPr>
-          <w:lang w:val="hi_IN" w:bidi="hi_IN"/>
-        </w:rPr>
-        <w:t xml:space="preserve">; </w:t>
-      </w:r>
-      <w:hyperlink r:id="rId42">
-        <w:r>
-          <w:rPr>
-            <w:lang w:val="hi_IN" w:bidi="hi_IN"/>
-          </w:rPr>
-          <w:rPr>
-            <w:color w:val="0000EE"/>
-            <w:u w:val="single"/>
-          </w:rPr>
-          <w:t>यूहन्ना 15:18–24</w:t>
-        </w:r>
-      </w:hyperlink>
-      <w:r>
-        <w:rPr>
-          <w:lang w:val="hi_IN" w:bidi="hi_IN"/>
-        </w:rPr>
-        <w:t xml:space="preserve">; </w:t>
-      </w:r>
-      <w:hyperlink r:id="rId43">
-        <w:r>
-          <w:rPr>
-            <w:lang w:val="hi_IN" w:bidi="hi_IN"/>
-          </w:rPr>
-          <w:rPr>
-            <w:color w:val="0000EE"/>
-            <w:u w:val="single"/>
-          </w:rPr>
-          <w:t>प्रेरितों के काम 3:25–26</w:t>
-        </w:r>
-      </w:hyperlink>
-      <w:r>
-        <w:rPr>
-          <w:lang w:val="hi_IN" w:bidi="hi_IN"/>
-        </w:rPr>
-        <w:t xml:space="preserve">; </w:t>
-      </w:r>
-      <w:hyperlink r:id="rId44">
-        <w:r>
-          <w:rPr>
-            <w:lang w:val="hi_IN" w:bidi="hi_IN"/>
-          </w:rPr>
-          <w:rPr>
-            <w:color w:val="0000EE"/>
-            <w:u w:val="single"/>
-          </w:rPr>
-          <w:t>रोमियों 2:9–10</w:t>
-        </w:r>
-      </w:hyperlink>
-      <w:r>
-        <w:rPr>
-          <w:lang w:val="hi_IN" w:bidi="hi_IN"/>
-        </w:rPr>
-        <w:t xml:space="preserve">; </w:t>
-      </w:r>
-      <w:hyperlink r:id="rId30">
-        <w:r>
-          <w:rPr>
-            <w:lang w:val="hi_IN" w:bidi="hi_IN"/>
-          </w:rPr>
-          <w:rPr>
-            <w:color w:val="0000EE"/>
-            <w:u w:val="single"/>
-          </w:rPr>
-          <w:t>11:1–27</w:t>
-        </w:r>
-      </w:hyperlink>
-      <w:r>
-        <w:rPr>
-          <w:lang w:val="hi_IN" w:bidi="hi_IN"/>
-        </w:rPr>
-        <w:t xml:space="preserve">; </w:t>
-      </w:r>
-      <w:hyperlink r:id="rId45">
-        <w:r>
-          <w:rPr>
-            <w:lang w:val="hi_IN" w:bidi="hi_IN"/>
-          </w:rPr>
-          <w:rPr>
-            <w:color w:val="0000EE"/>
-            <w:u w:val="single"/>
-          </w:rPr>
-          <w:t>इफिसियों 1:3–14</w:t>
-        </w:r>
-      </w:hyperlink>
-      <w:r>
-        <w:rPr>
-          <w:lang w:val="hi_IN" w:bidi="hi_IN"/>
-        </w:rPr>
-        <w:t xml:space="preserve">; </w:t>
-      </w:r>
-      <w:hyperlink r:id="rId28">
-        <w:r>
-          <w:rPr>
-            <w:lang w:val="hi_IN" w:bidi="hi_IN"/>
-          </w:rPr>
-          <w:rPr>
-            <w:color w:val="0000EE"/>
-            <w:u w:val="single"/>
-          </w:rPr>
-          <w:t>1 पतरस 4:17</w:t>
-        </w:r>
-      </w:hyperlink>
-      <w:r>
-        <w:rPr>
-          <w:lang w:val="hi_IN" w:bidi="hi_IN"/>
-        </w:rPr>
-        <w:t xml:space="preserve">; </w:t>
-      </w:r>
-      <w:hyperlink r:id="rId46">
-        <w:r>
-          <w:rPr>
-            <w:lang w:val="hi_IN" w:bidi="hi_IN"/>
-          </w:rPr>
-          <w:rPr>
-            <w:color w:val="0000EE"/>
-            <w:u w:val="single"/>
-          </w:rPr>
-          <w:t>प्रकाशितवाक्य 18:1–24</w:t>
-        </w:r>
-      </w:hyperlink>
-      <w:r>
-        <w:rPr>
-          <w:lang w:val="hi_IN" w:bidi="hi_IN"/>
-        </w:rPr>
-      </w:r>
-      <w:r>
-        <w:rPr>
-          <w:lang w:val="hi_IN" w:bidi="hi_IN"/>
-        </w:rPr>
-      </w:r>
-    </w:p>
-    <w:p>
-      <w:pPr/>
-      <w:r>
-        <w:rPr>
-          <w:lang w:val="hi_IN" w:bidi="hi_IN"/>
-        </w:rPr>
-      </w:r>
-    </w:p>
-    <w:p>
-      <w:pPr>
-        <w:pStyle w:val="Heading2"/>
-      </w:pPr>
-      <w:r>
-        <w:rPr>
-          <w:lang w:val="hi_IN" w:bidi="hi_IN"/>
-        </w:rPr>
-        <w:t>जातीय घृणा</w:t>
-      </w:r>
-      <w:r>
-        <w:rPr>
-          <w:lang w:val="hi_IN" w:bidi="hi_IN"/>
-        </w:rPr>
-      </w:r>
-    </w:p>
-    <w:p>
-      <w:pPr/>
-      <w:r>
-        <w:rPr>
-          <w:lang w:val="hi_IN" w:bidi="hi_IN"/>
-        </w:rPr>
-      </w:r>
-      <w:r>
-        <w:rPr>
-          <w:lang w:val="hi_IN" w:bidi="hi_IN"/>
-        </w:rPr>
-        <w:t>स्वार्थी अहंकार, सत्ता बनाए रखने की इच्छा और अपने विरोधियों के प्रति घृणा ने अक्सर नस्लीय या धार्मिक समूहों पर अत्याचार को जन्म दिया है। इस घृणा के कारण सदियों से कई लोगों की मृत्यु हुई है।</w:t>
-      </w:r>
-    </w:p>
-    <w:p>
-      <w:pPr/>
-      <w:r>
-        <w:rPr>
-          <w:lang w:val="hi_IN" w:bidi="hi_IN"/>
-        </w:rPr>
-      </w:r>
-      <w:r>
-        <w:rPr>
-          <w:lang w:val="hi_IN" w:bidi="hi_IN"/>
-        </w:rPr>
-        <w:t>एस्तेर की पुस्तक में, हामान ने मोर्दकै से नफरत की क्योंकि मोर्दकै ने हामान के पास से गुजरने पर बाकी सभी की तरह दण्डवत् नहीं किया था (</w:t>
-      </w:r>
-      <w:hyperlink r:id="rId47">
-        <w:r>
-          <w:rPr>
-            <w:lang w:val="hi_IN" w:bidi="hi_IN"/>
-          </w:rPr>
-          <w:rPr>
-            <w:color w:val="0000EE"/>
-            <w:u w:val="single"/>
-          </w:rPr>
-          <w:t>एस्त 3:1–5</w:t>
-        </w:r>
-      </w:hyperlink>
-      <w:r>
-        <w:rPr>
-          <w:lang w:val="hi_IN" w:bidi="hi_IN"/>
-        </w:rPr>
-        <w:t>)। हामान ने मोर्दकै को तुच्छ समझा, जो एक ईमानदार पुरुष थे और जो अपनी मान्यताओं के खिलाफ कानूनों का पालन नहीं करते थे। मोर्दकै, जो एक यहूदी थे, के प्रति यह व्यक्तिगत नफरत सभी यहूदियों को नष्ट करने की लालसा बन गई (</w:t>
-      </w:r>
-      <w:hyperlink r:id="rId48">
-        <w:r>
-          <w:rPr>
-            <w:lang w:val="hi_IN" w:bidi="hi_IN"/>
-          </w:rPr>
-          <w:rPr>
-            <w:color w:val="0000EE"/>
-            <w:u w:val="single"/>
-          </w:rPr>
-          <w:t>3:6</w:t>
-        </w:r>
-      </w:hyperlink>
-      <w:r>
-        <w:rPr>
-          <w:lang w:val="hi_IN" w:bidi="hi_IN"/>
-        </w:rPr>
-        <w:t>)। हामान का यहूदियों के खिलाफ आरोप का आधार वही था जो उसे मोर्दकै में पसंद नहीं था:</w:t>
-      </w:r>
-    </w:p>
-    <w:p>
-      <w:pPr>
-        <w:pStyle w:val="ListBullet"/>
-        <w:spacing w:line="240" w:lineRule="auto"/>
-        <w:ind w:left="720"/>
-      </w:pPr>
-      <w:r>
-        <w:rPr>
-          <w:lang w:val="hi_IN" w:bidi="hi_IN"/>
-        </w:rPr>
-      </w:r>
-      <w:r>
-        <w:rPr>
-          <w:lang w:val="hi_IN" w:bidi="hi_IN"/>
-        </w:rPr>
-        <w:t>वे अन्य लोगों की तरह व्यवहार नहीं करते थे,</w:t>
-      </w:r>
-    </w:p>
-    <w:p>
-      <w:pPr>
-        <w:pStyle w:val="ListBullet"/>
-        <w:spacing w:line="240" w:lineRule="auto"/>
-        <w:ind w:left="720"/>
-      </w:pPr>
-      <w:r>
-        <w:rPr>
-          <w:lang w:val="hi_IN" w:bidi="hi_IN"/>
-        </w:rPr>
-      </w:r>
-      <w:r>
-        <w:rPr>
-          <w:lang w:val="hi_IN" w:bidi="hi_IN"/>
-        </w:rPr>
-        <w:t xml:space="preserve">उनके </w:t>
-      </w:r>
-      <w:r>
-        <w:rPr>
-          <w:lang w:val="hi_IN" w:bidi="hi_IN"/>
-        </w:rPr>
-        <w:t>नियम और सब लोगों के नियमों से भिन्न हैं</w:t>
-      </w:r>
-      <w:r>
-        <w:rPr>
-          <w:lang w:val="hi_IN" w:bidi="hi_IN"/>
-        </w:rPr>
-        <w:t>, और</w:t>
-      </w:r>
-    </w:p>
-    <w:p>
-      <w:pPr>
-        <w:pStyle w:val="ListBullet"/>
-        <w:spacing w:line="240" w:lineRule="auto"/>
-        <w:ind w:left="720"/>
-      </w:pPr>
-      <w:r>
-        <w:rPr>
-          <w:lang w:val="hi_IN" w:bidi="hi_IN"/>
-        </w:rPr>
-      </w:r>
-      <w:r>
-        <w:rPr>
-          <w:lang w:val="hi_IN" w:bidi="hi_IN"/>
-        </w:rPr>
-        <w:t>वे राजा के कानून पर नहीं चलते</w:t>
-      </w:r>
-      <w:r>
-        <w:rPr>
-          <w:lang w:val="hi_IN" w:bidi="hi_IN"/>
-        </w:rPr>
-        <w:t xml:space="preserve"> (</w:t>
-      </w:r>
-      <w:hyperlink r:id="rId49">
-        <w:r>
-          <w:rPr>
-            <w:lang w:val="hi_IN" w:bidi="hi_IN"/>
-          </w:rPr>
-          <w:rPr>
-            <w:color w:val="0000EE"/>
-            <w:u w:val="single"/>
-          </w:rPr>
-          <w:t>3:8</w:t>
-        </w:r>
-      </w:hyperlink>
-      <w:r>
-        <w:rPr>
-          <w:lang w:val="hi_IN" w:bidi="hi_IN"/>
-        </w:rPr>
-        <w:t>)।</w:t>
-      </w:r>
-    </w:p>
-    <w:p>
-      <w:pPr/>
-      <w:r>
-        <w:rPr>
-          <w:lang w:val="hi_IN" w:bidi="hi_IN"/>
-        </w:rPr>
-      </w:r>
-      <w:r>
-        <w:rPr>
-          <w:lang w:val="hi_IN" w:bidi="hi_IN"/>
-        </w:rPr>
-        <w:t>1400 के दशक में स्पेनिश इन्क्विज़िशन और 1930 और 1940 के दशकों में नाजी जर्मनी में होलोकॉस्ट यहूदियों को नष्ट करने के भयानक प्रयास थे। धार्मिक और जातीय घृणा आज भी दुष्ट योजनाओं का कारण बनती है।</w:t>
-      </w:r>
-    </w:p>
-    <w:p>
-      <w:pPr/>
-      <w:r>
-        <w:rPr>
-          <w:lang w:val="hi_IN" w:bidi="hi_IN"/>
-        </w:rPr>
-      </w:r>
-      <w:r>
-        <w:rPr>
-          <w:lang w:val="hi_IN" w:bidi="hi_IN"/>
-        </w:rPr>
-        <w:t xml:space="preserve">परमेश्वर किसी भी जातीय या धार्मिक समूह के खिलाफ घृणा को स्वीकृति नहीं देते हैं। अन्ततः वे उन लोगों को जवाबदेह ठहराएंगे जो ऐसी दुष्ट योजनाएँ बनाते हैं (देखें </w:t>
-      </w:r>
-      <w:hyperlink r:id="rId50">
-        <w:r>
-          <w:rPr>
-            <w:lang w:val="hi_IN" w:bidi="hi_IN"/>
-          </w:rPr>
-          <w:rPr>
-            <w:color w:val="0000EE"/>
-            <w:u w:val="single"/>
-          </w:rPr>
-          <w:t>व्य.वि. 30:7</w:t>
-        </w:r>
-      </w:hyperlink>
-      <w:r>
-        <w:rPr>
-          <w:lang w:val="hi_IN" w:bidi="hi_IN"/>
-        </w:rPr>
-        <w:t xml:space="preserve">; </w:t>
-      </w:r>
-      <w:hyperlink r:id="rId51">
-        <w:r>
-          <w:rPr>
-            <w:lang w:val="hi_IN" w:bidi="hi_IN"/>
-          </w:rPr>
-          <w:rPr>
-            <w:color w:val="0000EE"/>
-            <w:u w:val="single"/>
-          </w:rPr>
-          <w:t>भज 21:7–11</w:t>
-        </w:r>
-      </w:hyperlink>
-      <w:r>
-        <w:rPr>
-          <w:lang w:val="hi_IN" w:bidi="hi_IN"/>
-        </w:rPr>
-        <w:t xml:space="preserve">; </w:t>
-      </w:r>
-      <w:hyperlink r:id="rId52">
-        <w:r>
-          <w:rPr>
-            <w:lang w:val="hi_IN" w:bidi="hi_IN"/>
-          </w:rPr>
-          <w:rPr>
-            <w:color w:val="0000EE"/>
-            <w:u w:val="single"/>
-          </w:rPr>
-          <w:t>34:19–21</w:t>
-        </w:r>
-      </w:hyperlink>
-      <w:r>
-        <w:rPr>
-          <w:lang w:val="hi_IN" w:bidi="hi_IN"/>
-        </w:rPr>
-        <w:t xml:space="preserve">; </w:t>
-      </w:r>
-      <w:hyperlink r:id="rId53">
-        <w:r>
-          <w:rPr>
-            <w:lang w:val="hi_IN" w:bidi="hi_IN"/>
-          </w:rPr>
-          <w:rPr>
-            <w:color w:val="0000EE"/>
-            <w:u w:val="single"/>
-          </w:rPr>
-          <w:t>44:7</w:t>
-        </w:r>
-      </w:hyperlink>
-      <w:r>
-        <w:rPr>
-          <w:lang w:val="hi_IN" w:bidi="hi_IN"/>
-        </w:rPr>
-        <w:t xml:space="preserve">)। परमेश्वर ने अक्सर यहूदियों को बचाया है और उनके दुश्मनों को हराया है क्योंकि वे अपनी सभी प्रतिज्ञाओं के प्रति वफादार हैं (देखें </w:t>
-      </w:r>
-      <w:hyperlink r:id="rId54">
-        <w:r>
-          <w:rPr>
-            <w:lang w:val="hi_IN" w:bidi="hi_IN"/>
-          </w:rPr>
-          <w:rPr>
-            <w:color w:val="0000EE"/>
-            <w:u w:val="single"/>
-          </w:rPr>
-          <w:t>रोम 9–11</w:t>
-        </w:r>
-      </w:hyperlink>
-      <w:r>
-        <w:rPr>
-          <w:lang w:val="hi_IN" w:bidi="hi_IN"/>
-        </w:rPr>
-        <w:t xml:space="preserve">)। वे अपनी कलीसिया को सभी उत्पीड़नों से भी सुरक्षित रखेंगे (देखें </w:t>
-      </w:r>
-      <w:hyperlink r:id="rId55">
-        <w:r>
-          <w:rPr>
-            <w:lang w:val="hi_IN" w:bidi="hi_IN"/>
-          </w:rPr>
-          <w:rPr>
-            <w:color w:val="0000EE"/>
-            <w:u w:val="single"/>
-          </w:rPr>
-          <w:t>मत्ती 16:18</w:t>
-        </w:r>
-      </w:hyperlink>
-      <w:r>
-        <w:rPr>
-          <w:lang w:val="hi_IN" w:bidi="hi_IN"/>
-        </w:rPr>
-        <w:t xml:space="preserve">; </w:t>
-      </w:r>
-      <w:hyperlink r:id="rId56">
-        <w:r>
-          <w:rPr>
-            <w:lang w:val="hi_IN" w:bidi="hi_IN"/>
-          </w:rPr>
-          <w:rPr>
-            <w:color w:val="0000EE"/>
-            <w:u w:val="single"/>
-          </w:rPr>
-          <w:t>रोम 8:26–39</w:t>
-        </w:r>
-      </w:hyperlink>
-      <w:r>
-        <w:rPr>
-          <w:lang w:val="hi_IN" w:bidi="hi_IN"/>
-        </w:rPr>
-        <w:t>)।</w:t>
-      </w:r>
-    </w:p>
-    <w:p>
-      <w:pPr/>
-      <w:r>
-        <w:rPr>
-          <w:lang w:val="hi_IN" w:bidi="hi_IN"/>
-        </w:rPr>
-      </w:r>
-      <w:r>
-        <w:rPr>
-          <w:u w:val="single"/>
-          <w:lang w:val="hi_IN" w:bidi="hi_IN"/>
-        </w:rPr>
-        <w:t>आगे के अध्ययन के लिए अंश</w:t>
-      </w:r>
-    </w:p>
-    <w:p>
-      <w:pPr/>
-      <w:r>
-        <w:rPr>
-          <w:lang w:val="hi_IN" w:bidi="hi_IN"/>
-        </w:rPr>
-      </w:r>
-      <w:hyperlink r:id="rId57">
-        <w:r>
-          <w:rPr>
-            <w:lang w:val="hi_IN" w:bidi="hi_IN"/>
-          </w:rPr>
-          <w:rPr>
-            <w:color w:val="0000EE"/>
-            <w:u w:val="single"/>
-          </w:rPr>
-          <w:t>उत्पत्ति 46:33–34</w:t>
-        </w:r>
-      </w:hyperlink>
-      <w:r>
-        <w:rPr>
-          <w:lang w:val="hi_IN" w:bidi="hi_IN"/>
-        </w:rPr>
-        <w:t xml:space="preserve">; </w:t>
-      </w:r>
-      <w:hyperlink r:id="rId58">
-        <w:r>
-          <w:rPr>
-            <w:lang w:val="hi_IN" w:bidi="hi_IN"/>
-          </w:rPr>
-          <w:rPr>
-            <w:color w:val="0000EE"/>
-            <w:u w:val="single"/>
-          </w:rPr>
-          <w:t>व्यवस्थाविवरण 7:1–6</w:t>
-        </w:r>
-      </w:hyperlink>
-      <w:r>
-        <w:rPr>
-          <w:lang w:val="hi_IN" w:bidi="hi_IN"/>
-        </w:rPr>
-        <w:t xml:space="preserve">; </w:t>
-      </w:r>
-      <w:hyperlink r:id="rId59">
-        <w:r>
-          <w:rPr>
-            <w:lang w:val="hi_IN" w:bidi="hi_IN"/>
-          </w:rPr>
-          <w:rPr>
-            <w:color w:val="0000EE"/>
-            <w:u w:val="single"/>
-          </w:rPr>
-          <w:t>23:3–8</w:t>
-        </w:r>
-      </w:hyperlink>
-      <w:r>
-        <w:rPr>
-          <w:lang w:val="hi_IN" w:bidi="hi_IN"/>
-        </w:rPr>
-        <w:t xml:space="preserve">; </w:t>
-      </w:r>
-      <w:hyperlink r:id="rId60">
-        <w:r>
-          <w:rPr>
-            <w:lang w:val="hi_IN" w:bidi="hi_IN"/>
-          </w:rPr>
-          <w:rPr>
-            <w:color w:val="0000EE"/>
-            <w:u w:val="single"/>
-          </w:rPr>
-          <w:t>एस्तेर 3:1–9</w:t>
-        </w:r>
-      </w:hyperlink>
-      <w:r>
-        <w:rPr>
-          <w:lang w:val="hi_IN" w:bidi="hi_IN"/>
-        </w:rPr>
-        <w:t xml:space="preserve">; </w:t>
-      </w:r>
-      <w:hyperlink r:id="rId61">
-        <w:r>
-          <w:rPr>
-            <w:lang w:val="hi_IN" w:bidi="hi_IN"/>
-          </w:rPr>
-          <w:rPr>
-            <w:color w:val="0000EE"/>
-            <w:u w:val="single"/>
-          </w:rPr>
-          <w:t>मत्ती 15:22–28</w:t>
-        </w:r>
-      </w:hyperlink>
-      <w:r>
-        <w:rPr>
-          <w:lang w:val="hi_IN" w:bidi="hi_IN"/>
-        </w:rPr>
-        <w:t xml:space="preserve">; </w:t>
-      </w:r>
-      <w:hyperlink r:id="rId62">
-        <w:r>
-          <w:rPr>
-            <w:lang w:val="hi_IN" w:bidi="hi_IN"/>
-          </w:rPr>
-          <w:rPr>
-            <w:color w:val="0000EE"/>
-            <w:u w:val="single"/>
-          </w:rPr>
-          <w:t>लूका 4:27</w:t>
-        </w:r>
-      </w:hyperlink>
-      <w:r>
-        <w:rPr>
-          <w:lang w:val="hi_IN" w:bidi="hi_IN"/>
-        </w:rPr>
-        <w:t xml:space="preserve">; </w:t>
-      </w:r>
-      <w:hyperlink r:id="rId63">
-        <w:r>
-          <w:rPr>
-            <w:lang w:val="hi_IN" w:bidi="hi_IN"/>
-          </w:rPr>
-          <w:rPr>
-            <w:color w:val="0000EE"/>
-            <w:u w:val="single"/>
-          </w:rPr>
-          <w:t>प्रेरितों के काम 10:34–35</w:t>
-        </w:r>
-      </w:hyperlink>
-      <w:r>
-        <w:rPr>
-          <w:lang w:val="hi_IN" w:bidi="hi_IN"/>
-        </w:rPr>
-        <w:t xml:space="preserve">; </w:t>
-      </w:r>
-      <w:hyperlink r:id="rId54">
-        <w:r>
-          <w:rPr>
-            <w:lang w:val="hi_IN" w:bidi="hi_IN"/>
-          </w:rPr>
-          <w:rPr>
-            <w:color w:val="0000EE"/>
-            <w:u w:val="single"/>
-          </w:rPr>
-          <w:t>रोमियों 9:1–11:36</w:t>
-        </w:r>
-      </w:hyperlink>
-      <w:r>
-        <w:rPr>
-          <w:lang w:val="hi_IN" w:bidi="hi_IN"/>
-        </w:rPr>
-        <w:t xml:space="preserve">; </w:t>
-      </w:r>
-      <w:hyperlink r:id="rId64">
-        <w:r>
-          <w:rPr>
-            <w:lang w:val="hi_IN" w:bidi="hi_IN"/>
-          </w:rPr>
-          <w:rPr>
-            <w:color w:val="0000EE"/>
-            <w:u w:val="single"/>
-          </w:rPr>
-          <w:t>गलातियों 3:26–29</w:t>
-        </w:r>
-      </w:hyperlink>
-      <w:r>
-        <w:rPr>
-          <w:lang w:val="hi_IN" w:bidi="hi_IN"/>
-        </w:rPr>
-        <w:t xml:space="preserve">; </w:t>
-      </w:r>
-      <w:hyperlink r:id="rId65">
-        <w:r>
-          <w:rPr>
-            <w:lang w:val="hi_IN" w:bidi="hi_IN"/>
-          </w:rPr>
-          <w:rPr>
-            <w:color w:val="0000EE"/>
-            <w:u w:val="single"/>
-          </w:rPr>
-          <w:t>इफिसियों 2:14</w:t>
-        </w:r>
-      </w:hyperlink>
-      <w:r>
-        <w:rPr>
-          <w:lang w:val="hi_IN" w:bidi="hi_IN"/>
-        </w:rPr>
-      </w:r>
-      <w:r>
-        <w:rPr>
-          <w:lang w:val="hi_IN" w:bidi="hi_IN"/>
-        </w:rPr>
-      </w:r>
-    </w:p>
-    <w:p>
-      <w:pPr/>
-      <w:r>
-        <w:rPr>
-          <w:lang w:val="hi_IN" w:bidi="hi_IN"/>
-        </w:rPr>
-      </w:r>
-    </w:p>
-    <w:p>
-      <w:pPr>
-        <w:pStyle w:val="Heading2"/>
-      </w:pPr>
-      <w:r>
-        <w:rPr>
-          <w:lang w:val="hi_IN" w:bidi="hi_IN"/>
-        </w:rPr>
-        <w:t>जीवन जल</w:t>
-      </w:r>
-      <w:r>
-        <w:rPr>
-          <w:lang w:val="hi_IN" w:bidi="hi_IN"/>
-        </w:rPr>
-      </w:r>
-    </w:p>
-    <w:p>
-      <w:pPr/>
-      <w:r>
-        <w:rPr>
-          <w:lang w:val="hi_IN" w:bidi="hi_IN"/>
-        </w:rPr>
-      </w:r>
-      <w:r>
-        <w:rPr>
-          <w:lang w:val="hi_IN" w:bidi="hi_IN"/>
-        </w:rPr>
-        <w:t>इस्राएल एक ऐसा देश था जहाँ अक्सर सूखा पड़ता था। लोग जल स्रोतों और उसकी गुणवत्ता के प्रति बहुत जागरूक थे। वहाँ सालभर बहने वाले स्रोत और नदियाँ बहुत कम थीं। इसलिए लोग सर्दियों की वर्षा को इकट्ठा करने और संग्रहीत करने के लिए भूमिगत गहरे गड्ढे बनाते थे, जिन्हें हौद कहा जाता है। वे भूमिगत जल तक पहुँचने के लिए कुओं का उपयोग करते थे।</w:t>
-      </w:r>
-    </w:p>
-    <w:p>
-      <w:pPr/>
-      <w:r>
-        <w:rPr>
-          <w:lang w:val="hi_IN" w:bidi="hi_IN"/>
-        </w:rPr>
-      </w:r>
-      <w:r>
-        <w:rPr>
-          <w:lang w:val="hi_IN" w:bidi="hi_IN"/>
-        </w:rPr>
-        <w:t xml:space="preserve">यहूदियों की संस्कृति में, "मृत जल" का अर्थ स्थिर या संग्रहित जल था। "जीवित जल" का अर्थ बहता हुआ जल था, जैसे नदियाँ, झरने, और वर्षा। यह जल मूल्यवान था क्योंकि यह ताज़ा होता था। चूंकि यह सीधे परमेश्वर से आता था, लोग इसका उपयोग धार्मिक शुद्धिकरण के लिए करते थे (देखें </w:t>
-      </w:r>
-      <w:hyperlink r:id="rId66">
-        <w:r>
-          <w:rPr>
-            <w:lang w:val="hi_IN" w:bidi="hi_IN"/>
-          </w:rPr>
-          <w:rPr>
-            <w:color w:val="0000EE"/>
-            <w:u w:val="single"/>
-          </w:rPr>
-          <w:t>लैव्य 14:5–6</w:t>
-        </w:r>
-      </w:hyperlink>
-      <w:r>
-        <w:rPr>
-          <w:lang w:val="hi_IN" w:bidi="hi_IN"/>
-        </w:rPr>
-        <w:t xml:space="preserve">, </w:t>
-      </w:r>
-      <w:hyperlink r:id="rId67">
-        <w:r>
-          <w:rPr>
-            <w:lang w:val="hi_IN" w:bidi="hi_IN"/>
-          </w:rPr>
-          <w:rPr>
-            <w:color w:val="0000EE"/>
-            <w:u w:val="single"/>
-          </w:rPr>
-          <w:t>50–51</w:t>
-        </w:r>
-      </w:hyperlink>
-      <w:r>
-        <w:rPr>
-          <w:lang w:val="hi_IN" w:bidi="hi_IN"/>
-        </w:rPr>
-        <w:t xml:space="preserve">; </w:t>
-      </w:r>
-      <w:hyperlink r:id="rId68">
-        <w:r>
-          <w:rPr>
-            <w:lang w:val="hi_IN" w:bidi="hi_IN"/>
-          </w:rPr>
-          <w:rPr>
-            <w:color w:val="0000EE"/>
-            <w:u w:val="single"/>
-          </w:rPr>
-          <w:t>15:13</w:t>
-        </w:r>
-      </w:hyperlink>
-      <w:r>
-        <w:rPr>
-          <w:lang w:val="hi_IN" w:bidi="hi_IN"/>
-        </w:rPr>
-        <w:t xml:space="preserve">; </w:t>
-      </w:r>
-      <w:hyperlink r:id="rId69">
-        <w:r>
-          <w:rPr>
-            <w:lang w:val="hi_IN" w:bidi="hi_IN"/>
-          </w:rPr>
-          <w:rPr>
-            <w:color w:val="0000EE"/>
-            <w:u w:val="single"/>
-          </w:rPr>
-          <w:t>गिन 19:17–19</w:t>
-        </w:r>
-      </w:hyperlink>
-      <w:r>
-        <w:rPr>
-          <w:lang w:val="hi_IN" w:bidi="hi_IN"/>
-        </w:rPr>
-        <w:t>)।</w:t>
-      </w:r>
-    </w:p>
-    <w:p>
-      <w:pPr/>
-      <w:r>
-        <w:rPr>
-          <w:lang w:val="hi_IN" w:bidi="hi_IN"/>
-        </w:rPr>
-      </w:r>
-      <w:r>
-        <w:rPr>
-          <w:lang w:val="hi_IN" w:bidi="hi_IN"/>
-        </w:rPr>
-        <w:t>"मृत" और "जीवित" जल के अन्तर से समझ में आता है कि जब यीशु ने सामरिया की स्त्री को "जीवन जल" देने की पेशकश की, तो वह क्यों उलझन में पड़ गई (</w:t>
-      </w:r>
-      <w:hyperlink r:id="rId70">
-        <w:r>
-          <w:rPr>
-            <w:lang w:val="hi_IN" w:bidi="hi_IN"/>
-          </w:rPr>
-          <w:rPr>
-            <w:color w:val="0000EE"/>
-            <w:u w:val="single"/>
-          </w:rPr>
-          <w:t>यूह 4:12</w:t>
-        </w:r>
-      </w:hyperlink>
-      <w:r>
-        <w:rPr>
-          <w:lang w:val="hi_IN" w:bidi="hi_IN"/>
-        </w:rPr>
-        <w:t>)। सामरिया में कोई स्थायी नदी नहीं है। यदि याकूब को वहाँ एक कुआँ खोदना पड़ा, तो यीशु बेहतर पानी कैसे दे सकते थे?</w:t>
-      </w:r>
-    </w:p>
-    <w:p>
-      <w:pPr/>
-      <w:r>
-        <w:rPr>
-          <w:lang w:val="hi_IN" w:bidi="hi_IN"/>
-        </w:rPr>
-      </w:r>
-      <w:r>
-        <w:rPr>
-          <w:lang w:val="hi_IN" w:bidi="hi_IN"/>
-        </w:rPr>
-        <w:t>यीशु ने शरद ऋतु के दौरान यरूशलेम में झोपड़ियों के पर्व के समय जीवित जल के बारे में चर्चा की (</w:t>
-      </w:r>
-      <w:hyperlink r:id="rId71">
-        <w:r>
-          <w:rPr>
-            <w:lang w:val="hi_IN" w:bidi="hi_IN"/>
-          </w:rPr>
-          <w:rPr>
-            <w:color w:val="0000EE"/>
-            <w:u w:val="single"/>
-          </w:rPr>
-          <w:t>यूह 7:37–39</w:t>
-        </w:r>
-      </w:hyperlink>
-      <w:r>
-        <w:rPr>
-          <w:lang w:val="hi_IN" w:bidi="hi_IN"/>
-        </w:rPr>
-        <w:t>)। यह पर्व, जो एक सूखे मौसम में आयोजित होता था, पानी पर केन्द्रित था। इस सन्दर्भ में, यीशु आगे आए और एक साहसिक दावा किया। जो कोई जीवित जल की तलाश में है, उन्हें उनके पास आकर पीना चाहिए। यीशु जीवित जल का स्रोत हैं। वे सीधे परमेश्वर से आए और पवित्र आत्मा के माध्यम से ईश्वरीय नवीकरण लाए।</w:t>
-      </w:r>
-    </w:p>
-    <w:p>
-      <w:pPr/>
-      <w:r>
-        <w:rPr>
-          <w:lang w:val="hi_IN" w:bidi="hi_IN"/>
-        </w:rPr>
-      </w:r>
-      <w:r>
-        <w:rPr>
-          <w:u w:val="single"/>
-          <w:lang w:val="hi_IN" w:bidi="hi_IN"/>
-        </w:rPr>
-        <w:t>अधिक अध्ययन के लिए पद्द्यांश</w:t>
-      </w:r>
-    </w:p>
-    <w:p>
-      <w:pPr/>
-      <w:r>
-        <w:rPr>
-          <w:lang w:val="hi_IN" w:bidi="hi_IN"/>
-        </w:rPr>
-      </w:r>
-      <w:hyperlink r:id="rId66">
-        <w:r>
-          <w:rPr>
-            <w:lang w:val="hi_IN" w:bidi="hi_IN"/>
-          </w:rPr>
-          <w:rPr>
-            <w:color w:val="0000EE"/>
-            <w:u w:val="single"/>
-          </w:rPr>
-          <w:t>लैव्यव्यवस्था 14:5–6</w:t>
-        </w:r>
-      </w:hyperlink>
-      <w:r>
-        <w:rPr>
-          <w:lang w:val="hi_IN" w:bidi="hi_IN"/>
-        </w:rPr>
-        <w:t xml:space="preserve">, </w:t>
-      </w:r>
-      <w:hyperlink r:id="rId67">
-        <w:r>
-          <w:rPr>
-            <w:lang w:val="hi_IN" w:bidi="hi_IN"/>
-          </w:rPr>
-          <w:rPr>
-            <w:color w:val="0000EE"/>
-            <w:u w:val="single"/>
-          </w:rPr>
-          <w:t>50–51</w:t>
-        </w:r>
-      </w:hyperlink>
-      <w:r>
-        <w:rPr>
-          <w:lang w:val="hi_IN" w:bidi="hi_IN"/>
-        </w:rPr>
-        <w:t xml:space="preserve">; </w:t>
-      </w:r>
-      <w:hyperlink r:id="rId68">
-        <w:r>
-          <w:rPr>
-            <w:lang w:val="hi_IN" w:bidi="hi_IN"/>
-          </w:rPr>
-          <w:rPr>
-            <w:color w:val="0000EE"/>
-            <w:u w:val="single"/>
-          </w:rPr>
-          <w:t>15:13</w:t>
-        </w:r>
-      </w:hyperlink>
-      <w:r>
-        <w:rPr>
-          <w:lang w:val="hi_IN" w:bidi="hi_IN"/>
-        </w:rPr>
-        <w:t xml:space="preserve">; </w:t>
-      </w:r>
-      <w:hyperlink r:id="rId69">
-        <w:r>
-          <w:rPr>
-            <w:lang w:val="hi_IN" w:bidi="hi_IN"/>
-          </w:rPr>
-          <w:rPr>
-            <w:color w:val="0000EE"/>
-            <w:u w:val="single"/>
-          </w:rPr>
-          <w:t>गिनती 19:17–19</w:t>
-        </w:r>
-      </w:hyperlink>
-      <w:r>
-        <w:rPr>
-          <w:lang w:val="hi_IN" w:bidi="hi_IN"/>
-        </w:rPr>
-        <w:t xml:space="preserve">; </w:t>
-      </w:r>
-      <w:hyperlink r:id="rId72">
-        <w:r>
-          <w:rPr>
-            <w:lang w:val="hi_IN" w:bidi="hi_IN"/>
-          </w:rPr>
-          <w:rPr>
-            <w:color w:val="0000EE"/>
-            <w:u w:val="single"/>
-          </w:rPr>
-          <w:t>श्रेष्ठगीत 4:15</w:t>
-        </w:r>
-      </w:hyperlink>
-      <w:r>
-        <w:rPr>
-          <w:lang w:val="hi_IN" w:bidi="hi_IN"/>
-        </w:rPr>
-        <w:t xml:space="preserve">; </w:t>
-      </w:r>
-      <w:hyperlink r:id="rId73">
-        <w:r>
-          <w:rPr>
-            <w:lang w:val="hi_IN" w:bidi="hi_IN"/>
-          </w:rPr>
-          <w:rPr>
-            <w:color w:val="0000EE"/>
-            <w:u w:val="single"/>
-          </w:rPr>
-          <w:t>यिर्मयाह 2:13</w:t>
-        </w:r>
-      </w:hyperlink>
-      <w:r>
-        <w:rPr>
-          <w:lang w:val="hi_IN" w:bidi="hi_IN"/>
-        </w:rPr>
-        <w:t xml:space="preserve">; </w:t>
-      </w:r>
-      <w:hyperlink r:id="rId74">
-        <w:r>
-          <w:rPr>
-            <w:lang w:val="hi_IN" w:bidi="hi_IN"/>
-          </w:rPr>
-          <w:rPr>
-            <w:color w:val="0000EE"/>
-            <w:u w:val="single"/>
-          </w:rPr>
-          <w:t>17:13</w:t>
-        </w:r>
-      </w:hyperlink>
-      <w:r>
-        <w:rPr>
-          <w:lang w:val="hi_IN" w:bidi="hi_IN"/>
-        </w:rPr>
-        <w:t xml:space="preserve">; </w:t>
-      </w:r>
-      <w:hyperlink r:id="rId75">
-        <w:r>
-          <w:rPr>
-            <w:lang w:val="hi_IN" w:bidi="hi_IN"/>
-          </w:rPr>
-          <w:rPr>
-            <w:color w:val="0000EE"/>
-            <w:u w:val="single"/>
-          </w:rPr>
-          <w:t>यूहन्ना 4:10–14</w:t>
-        </w:r>
-      </w:hyperlink>
-      <w:r>
-        <w:rPr>
-          <w:lang w:val="hi_IN" w:bidi="hi_IN"/>
-        </w:rPr>
-        <w:t xml:space="preserve">; </w:t>
-      </w:r>
-      <w:hyperlink r:id="rId76">
-        <w:r>
-          <w:rPr>
-            <w:lang w:val="hi_IN" w:bidi="hi_IN"/>
-          </w:rPr>
-          <w:rPr>
-            <w:color w:val="0000EE"/>
-            <w:u w:val="single"/>
-          </w:rPr>
-          <w:t>7:38–39</w:t>
-        </w:r>
-      </w:hyperlink>
-      <w:r>
-        <w:rPr>
-          <w:lang w:val="hi_IN" w:bidi="hi_IN"/>
-        </w:rPr>
-        <w:t xml:space="preserve">; </w:t>
-      </w:r>
-      <w:hyperlink r:id="rId77">
-        <w:r>
-          <w:rPr>
-            <w:lang w:val="hi_IN" w:bidi="hi_IN"/>
-          </w:rPr>
-          <w:rPr>
-            <w:color w:val="0000EE"/>
-            <w:u w:val="single"/>
-          </w:rPr>
-          <w:t>याकूब 3:11–12</w:t>
-        </w:r>
-      </w:hyperlink>
-      <w:r>
-        <w:rPr>
-          <w:lang w:val="hi_IN" w:bidi="hi_IN"/>
-        </w:rPr>
-      </w:r>
-      <w:r>
-        <w:rPr>
-          <w:lang w:val="hi_IN" w:bidi="hi_IN"/>
-        </w:rPr>
-      </w:r>
-    </w:p>
-    <w:p>
-      <w:pPr/>
-      <w:r>
-        <w:rPr>
-          <w:lang w:val="hi_IN" w:bidi="hi_IN"/>
-        </w:rPr>
-      </w:r>
-    </w:p>
-    <w:p>
-      <w:pPr>
-        <w:pStyle w:val="Heading2"/>
-      </w:pPr>
-      <w:r>
-        <w:rPr>
-          <w:lang w:val="hi_IN" w:bidi="hi_IN"/>
-        </w:rPr>
-        <w:t>जीवन या मृत्यु का चुनाव</w:t>
-      </w:r>
-      <w:r>
-        <w:rPr>
-          <w:lang w:val="hi_IN" w:bidi="hi_IN"/>
-        </w:rPr>
-      </w:r>
-    </w:p>
-    <w:p>
-      <w:pPr/>
-      <w:r>
-        <w:rPr>
-          <w:lang w:val="hi_IN" w:bidi="hi_IN"/>
-        </w:rPr>
-      </w:r>
-      <w:r>
-        <w:rPr>
-          <w:lang w:val="hi_IN" w:bidi="hi_IN"/>
-        </w:rPr>
-        <w:t>जब इस्राएली वादा की गई भूमि में प्रवेश करने वाले थे मूसा ने उनको निर्देश दिए। उनके पास एक विकल्प था। वे वाचा का पालन कर सकते थे, जो परमेश्वर द्वारा निर्धारित जीवन है, और जीवित रह सकते थे। या वे सृष्टिकर्ता की योजना का पालन करने से इनकार कर सकते थे और मर सकते थे (</w:t>
-      </w:r>
-      <w:hyperlink r:id="rId78">
-        <w:r>
-          <w:rPr>
-            <w:lang w:val="hi_IN" w:bidi="hi_IN"/>
-          </w:rPr>
-          <w:rPr>
-            <w:color w:val="0000EE"/>
-            <w:u w:val="single"/>
-          </w:rPr>
-          <w:t>व्य.वि. 30:19</w:t>
-        </w:r>
-      </w:hyperlink>
-      <w:r>
-        <w:rPr>
-          <w:lang w:val="hi_IN" w:bidi="hi_IN"/>
-        </w:rPr>
-        <w:t>)। यह विकल्प और इसके परिणाम परमेश्वर की इस्राएल के साथ वाचा के समय के दौरान बने रहे।</w:t>
-      </w:r>
-    </w:p>
-    <w:p>
-      <w:pPr/>
-      <w:r>
-        <w:rPr>
-          <w:lang w:val="hi_IN" w:bidi="hi_IN"/>
-        </w:rPr>
-      </w:r>
-      <w:r>
-        <w:rPr>
-          <w:lang w:val="hi_IN" w:bidi="hi_IN"/>
-        </w:rPr>
-        <w:t>व्यवस्थाविवरण 30 की विशिष्ट भाषा बेबीलोन के आक्रमण के दौरान यिर्मयाह की भविष्यवाणी में फिर से दिखाई देती है। परमेश्वर ने कहा, "</w:t>
-      </w:r>
-      <w:r>
-        <w:rPr>
-          <w:lang w:val="hi_IN" w:bidi="hi_IN"/>
-        </w:rPr>
-        <w:t>देखो, मैं तुम्हारे सामने जीवन का मार्ग और मृत्यु का मार्ग भी बताता हूँ</w:t>
-      </w:r>
-      <w:r>
-        <w:rPr>
-          <w:lang w:val="hi_IN" w:bidi="hi_IN"/>
-        </w:rPr>
-        <w:t>" (</w:t>
-      </w:r>
-      <w:hyperlink r:id="rId79">
-        <w:r>
-          <w:rPr>
-            <w:lang w:val="hi_IN" w:bidi="hi_IN"/>
-          </w:rPr>
-          <w:rPr>
-            <w:color w:val="0000EE"/>
-            <w:u w:val="single"/>
-          </w:rPr>
-          <w:t>यिर्म 21:8</w:t>
-        </w:r>
-      </w:hyperlink>
-      <w:r>
-        <w:rPr>
-          <w:lang w:val="hi_IN" w:bidi="hi_IN"/>
-        </w:rPr>
-        <w:t>)। भविष्यद्वक्ता ने राजा सिदकिय्याह और उसके लोगों को प्रभु की आज्ञा का पालन करने की चेतावनी दी। यदि वे पालन करें, तो वे जीवित रहेंगे, यदि नहीं, तो वे मर जाएँगे।</w:t>
-      </w:r>
-    </w:p>
-    <w:p>
-      <w:pPr/>
-      <w:r>
-        <w:rPr>
-          <w:lang w:val="hi_IN" w:bidi="hi_IN"/>
-        </w:rPr>
-      </w:r>
-      <w:r>
-        <w:rPr>
-          <w:lang w:val="hi_IN" w:bidi="hi_IN"/>
-        </w:rPr>
-        <w:t>यिर्मयाह की भविष्यवाणी सेवकाई के प्रारम्भ में, प्रभु ने यहूदा के लोगों को मन फिराने का एक अवसर प्रदान किया (</w:t>
-      </w:r>
-      <w:hyperlink r:id="rId80">
-        <w:r>
-          <w:rPr>
-            <w:lang w:val="hi_IN" w:bidi="hi_IN"/>
-          </w:rPr>
-          <w:rPr>
-            <w:color w:val="0000EE"/>
-            <w:u w:val="single"/>
-          </w:rPr>
-          <w:t>यिर्म 3:12–4:4</w:t>
-        </w:r>
-      </w:hyperlink>
-      <w:r>
-        <w:rPr>
-          <w:lang w:val="hi_IN" w:bidi="hi_IN"/>
-        </w:rPr>
-        <w:t>)। उन्हें मूर्ति पूजा को रोकना होगा, अपने दोषों को स्वीकार करना होगा, और अपने विद्रोह को मानना होगा। तब परमेश्वर उनके मन और हृदय को शुद्ध करेंगे। वह उन्हें भूमि में शान्ति से रहने की अनुमति देंगे। फिर भी, लोगों ने इस प्रस्ताव को अस्वीकार कर दिया (</w:t>
-      </w:r>
-      <w:hyperlink r:id="rId81">
-        <w:r>
-          <w:rPr>
-            <w:lang w:val="hi_IN" w:bidi="hi_IN"/>
-          </w:rPr>
-          <w:rPr>
-            <w:color w:val="0000EE"/>
-            <w:u w:val="single"/>
-          </w:rPr>
-          <w:t>यिर्म 7:5–7</w:t>
-        </w:r>
-      </w:hyperlink>
-      <w:r>
-        <w:rPr>
-          <w:lang w:val="hi_IN" w:bidi="hi_IN"/>
-        </w:rPr>
-        <w:t xml:space="preserve">; </w:t>
-      </w:r>
-      <w:hyperlink r:id="rId82">
-        <w:r>
-          <w:rPr>
-            <w:lang w:val="hi_IN" w:bidi="hi_IN"/>
-          </w:rPr>
-          <w:rPr>
-            <w:color w:val="0000EE"/>
-            <w:u w:val="single"/>
-          </w:rPr>
-          <w:t>18:8–11</w:t>
-        </w:r>
-      </w:hyperlink>
-      <w:r>
-        <w:rPr>
-          <w:lang w:val="hi_IN" w:bidi="hi_IN"/>
-        </w:rPr>
-        <w:t xml:space="preserve">; </w:t>
-      </w:r>
-      <w:hyperlink r:id="rId83">
-        <w:r>
-          <w:rPr>
-            <w:lang w:val="hi_IN" w:bidi="hi_IN"/>
-          </w:rPr>
-          <w:rPr>
-            <w:color w:val="0000EE"/>
-            <w:u w:val="single"/>
-          </w:rPr>
-          <w:t>23:22</w:t>
-        </w:r>
-      </w:hyperlink>
-      <w:r>
-        <w:rPr>
-          <w:lang w:val="hi_IN" w:bidi="hi_IN"/>
-        </w:rPr>
-        <w:t xml:space="preserve">; </w:t>
-      </w:r>
-      <w:hyperlink r:id="rId84">
-        <w:r>
-          <w:rPr>
-            <w:lang w:val="hi_IN" w:bidi="hi_IN"/>
-          </w:rPr>
-          <w:rPr>
-            <w:color w:val="0000EE"/>
-            <w:u w:val="single"/>
-          </w:rPr>
-          <w:t>26:13</w:t>
-        </w:r>
-      </w:hyperlink>
-      <w:r>
-        <w:rPr>
-          <w:lang w:val="hi_IN" w:bidi="hi_IN"/>
-        </w:rPr>
-        <w:t xml:space="preserve">; </w:t>
-      </w:r>
-      <w:hyperlink r:id="rId85">
-        <w:r>
-          <w:rPr>
-            <w:lang w:val="hi_IN" w:bidi="hi_IN"/>
-          </w:rPr>
-          <w:rPr>
-            <w:color w:val="0000EE"/>
-            <w:u w:val="single"/>
-          </w:rPr>
-          <w:t>27:12–13</w:t>
-        </w:r>
-      </w:hyperlink>
-      <w:r>
-        <w:rPr>
-          <w:lang w:val="hi_IN" w:bidi="hi_IN"/>
-        </w:rPr>
-        <w:t xml:space="preserve">; </w:t>
-      </w:r>
-      <w:hyperlink r:id="rId86">
-        <w:r>
-          <w:rPr>
-            <w:lang w:val="hi_IN" w:bidi="hi_IN"/>
-          </w:rPr>
-          <w:rPr>
-            <w:color w:val="0000EE"/>
-            <w:u w:val="single"/>
-          </w:rPr>
-          <w:t>29:32</w:t>
-        </w:r>
-      </w:hyperlink>
-      <w:r>
-        <w:rPr>
-          <w:lang w:val="hi_IN" w:bidi="hi_IN"/>
-        </w:rPr>
-        <w:t xml:space="preserve">; </w:t>
-      </w:r>
-      <w:hyperlink r:id="rId87">
-        <w:r>
-          <w:rPr>
-            <w:lang w:val="hi_IN" w:bidi="hi_IN"/>
-          </w:rPr>
-          <w:rPr>
-            <w:color w:val="0000EE"/>
-            <w:u w:val="single"/>
-          </w:rPr>
-          <w:t>35:15</w:t>
-        </w:r>
-      </w:hyperlink>
-      <w:r>
-        <w:rPr>
-          <w:lang w:val="hi_IN" w:bidi="hi_IN"/>
-        </w:rPr>
-        <w:t xml:space="preserve">; </w:t>
-      </w:r>
-      <w:hyperlink r:id="rId88">
-        <w:r>
-          <w:rPr>
-            <w:lang w:val="hi_IN" w:bidi="hi_IN"/>
-          </w:rPr>
-          <w:rPr>
-            <w:color w:val="0000EE"/>
-            <w:u w:val="single"/>
-          </w:rPr>
-          <w:t>36:3–7</w:t>
-        </w:r>
-      </w:hyperlink>
-      <w:r>
-        <w:rPr>
-          <w:lang w:val="hi_IN" w:bidi="hi_IN"/>
-        </w:rPr>
-        <w:t xml:space="preserve">; </w:t>
-      </w:r>
-      <w:hyperlink r:id="rId89">
-        <w:r>
-          <w:rPr>
-            <w:lang w:val="hi_IN" w:bidi="hi_IN"/>
-          </w:rPr>
-          <w:rPr>
-            <w:color w:val="0000EE"/>
-            <w:u w:val="single"/>
-          </w:rPr>
-          <w:t>44:5</w:t>
-        </w:r>
-      </w:hyperlink>
-      <w:r>
-        <w:rPr>
-          <w:lang w:val="hi_IN" w:bidi="hi_IN"/>
-        </w:rPr>
-        <w:t>)। इसलिए प्रभु ने उन्हें चेतावनी देना जारी रखा कि जीवन के मार्ग को अस्वीकार करना न्याय की ओर ले जाएगा।</w:t>
-      </w:r>
-    </w:p>
-    <w:p>
-      <w:pPr/>
-      <w:r>
-        <w:rPr>
-          <w:lang w:val="hi_IN" w:bidi="hi_IN"/>
-        </w:rPr>
-      </w:r>
-      <w:r>
-        <w:rPr>
-          <w:lang w:val="hi_IN" w:bidi="hi_IN"/>
-        </w:rPr>
-        <w:t>यिर्मयाह के समय में, केवल कुछ ही लोगों ने जीवन को चुना। अधिकांश ने विद्रोह किया और मारे गए। अन्ततः, राजा सिदकिय्याह के नेतृत्व में लोगों ने प्रभु की उपेक्षा की। उन्होंने बेबीलोन सेना के खिलाफ विद्रोह किया और न्याय का सामना किया। उन्होंने जानबूझकर जीवन के उपहार को ठुकरा दिया।</w:t>
-      </w:r>
-    </w:p>
-    <w:p>
-      <w:pPr/>
-      <w:r>
-        <w:rPr>
-          <w:lang w:val="hi_IN" w:bidi="hi_IN"/>
-        </w:rPr>
-      </w:r>
-      <w:r>
-        <w:rPr>
-          <w:u w:val="single"/>
-          <w:lang w:val="hi_IN" w:bidi="hi_IN"/>
-        </w:rPr>
-        <w:t>आगे के अध्ययन के लिए अंश</w:t>
-      </w:r>
-    </w:p>
-    <w:p>
-      <w:pPr/>
-      <w:r>
-        <w:rPr>
-          <w:lang w:val="hi_IN" w:bidi="hi_IN"/>
-        </w:rPr>
-      </w:r>
-      <w:hyperlink r:id="rId90">
-        <w:r>
-          <w:rPr>
-            <w:lang w:val="hi_IN" w:bidi="hi_IN"/>
-          </w:rPr>
-          <w:rPr>
-            <w:color w:val="0000EE"/>
-            <w:u w:val="single"/>
-          </w:rPr>
-          <w:t>व्यवस्थाविवरण 11:26–29</w:t>
-        </w:r>
-      </w:hyperlink>
-      <w:r>
-        <w:rPr>
-          <w:lang w:val="hi_IN" w:bidi="hi_IN"/>
-        </w:rPr>
-        <w:t xml:space="preserve">; </w:t>
-      </w:r>
-      <w:hyperlink r:id="rId91">
-        <w:r>
-          <w:rPr>
-            <w:lang w:val="hi_IN" w:bidi="hi_IN"/>
-          </w:rPr>
-          <w:rPr>
-            <w:color w:val="0000EE"/>
-            <w:u w:val="single"/>
-          </w:rPr>
-          <w:t>30:15–20</w:t>
-        </w:r>
-      </w:hyperlink>
-      <w:r>
-        <w:rPr>
-          <w:lang w:val="hi_IN" w:bidi="hi_IN"/>
-        </w:rPr>
-        <w:t xml:space="preserve">; </w:t>
-      </w:r>
-      <w:hyperlink r:id="rId92">
-        <w:r>
-          <w:rPr>
-            <w:lang w:val="hi_IN" w:bidi="hi_IN"/>
-          </w:rPr>
-          <w:rPr>
-            <w:color w:val="0000EE"/>
-            <w:u w:val="single"/>
-          </w:rPr>
-          <w:t>नीतिवचन 9:1–18</w:t>
-        </w:r>
-      </w:hyperlink>
-      <w:r>
-        <w:rPr>
-          <w:lang w:val="hi_IN" w:bidi="hi_IN"/>
-        </w:rPr>
-        <w:t xml:space="preserve">; </w:t>
-      </w:r>
-      <w:hyperlink r:id="rId93">
-        <w:r>
-          <w:rPr>
-            <w:lang w:val="hi_IN" w:bidi="hi_IN"/>
-          </w:rPr>
-          <w:rPr>
-            <w:color w:val="0000EE"/>
-            <w:u w:val="single"/>
-          </w:rPr>
-          <w:t>11:19</w:t>
-        </w:r>
-      </w:hyperlink>
-      <w:r>
-        <w:rPr>
-          <w:lang w:val="hi_IN" w:bidi="hi_IN"/>
-        </w:rPr>
-        <w:t xml:space="preserve">; </w:t>
-      </w:r>
-      <w:hyperlink r:id="rId94">
-        <w:r>
-          <w:rPr>
-            <w:lang w:val="hi_IN" w:bidi="hi_IN"/>
-          </w:rPr>
-          <w:rPr>
-            <w:color w:val="0000EE"/>
-            <w:u w:val="single"/>
-          </w:rPr>
-          <w:t>18:21</w:t>
-        </w:r>
-      </w:hyperlink>
-      <w:r>
-        <w:rPr>
-          <w:lang w:val="hi_IN" w:bidi="hi_IN"/>
-        </w:rPr>
-        <w:t xml:space="preserve">; </w:t>
-      </w:r>
-      <w:hyperlink r:id="rId95">
-        <w:r>
-          <w:rPr>
-            <w:lang w:val="hi_IN" w:bidi="hi_IN"/>
-          </w:rPr>
-          <w:rPr>
-            <w:color w:val="0000EE"/>
-            <w:u w:val="single"/>
-          </w:rPr>
-          <w:t>यशायाह 1:19–20</w:t>
-        </w:r>
-      </w:hyperlink>
-      <w:r>
-        <w:rPr>
-          <w:lang w:val="hi_IN" w:bidi="hi_IN"/>
-        </w:rPr>
-        <w:t xml:space="preserve">; </w:t>
-      </w:r>
-      <w:hyperlink r:id="rId96">
-        <w:r>
-          <w:rPr>
-            <w:lang w:val="hi_IN" w:bidi="hi_IN"/>
-          </w:rPr>
-          <w:rPr>
-            <w:color w:val="0000EE"/>
-            <w:u w:val="single"/>
-          </w:rPr>
-          <w:t>यिर्मयाह 3:12–15</w:t>
-        </w:r>
-      </w:hyperlink>
-      <w:r>
-        <w:rPr>
-          <w:lang w:val="hi_IN" w:bidi="hi_IN"/>
-        </w:rPr>
-        <w:t xml:space="preserve">; </w:t>
-      </w:r>
-      <w:hyperlink r:id="rId97">
-        <w:r>
-          <w:rPr>
-            <w:lang w:val="hi_IN" w:bidi="hi_IN"/>
-          </w:rPr>
-          <w:rPr>
-            <w:color w:val="0000EE"/>
-            <w:u w:val="single"/>
-          </w:rPr>
-          <w:t>4:3–4</w:t>
-        </w:r>
-      </w:hyperlink>
-      <w:r>
-        <w:rPr>
-          <w:lang w:val="hi_IN" w:bidi="hi_IN"/>
-        </w:rPr>
-        <w:t xml:space="preserve">; </w:t>
-      </w:r>
-      <w:hyperlink r:id="rId81">
-        <w:r>
-          <w:rPr>
-            <w:lang w:val="hi_IN" w:bidi="hi_IN"/>
-          </w:rPr>
-          <w:rPr>
-            <w:color w:val="0000EE"/>
-            <w:u w:val="single"/>
-          </w:rPr>
-          <w:t>7:5–7</w:t>
-        </w:r>
-      </w:hyperlink>
-      <w:r>
-        <w:rPr>
-          <w:lang w:val="hi_IN" w:bidi="hi_IN"/>
-        </w:rPr>
-        <w:t xml:space="preserve">; </w:t>
-      </w:r>
-      <w:hyperlink r:id="rId98">
-        <w:r>
-          <w:rPr>
-            <w:lang w:val="hi_IN" w:bidi="hi_IN"/>
-          </w:rPr>
-          <w:rPr>
-            <w:color w:val="0000EE"/>
-            <w:u w:val="single"/>
-          </w:rPr>
-          <w:t>18:7–11</w:t>
-        </w:r>
-      </w:hyperlink>
-      <w:r>
-        <w:rPr>
-          <w:lang w:val="hi_IN" w:bidi="hi_IN"/>
-        </w:rPr>
-        <w:t xml:space="preserve">; </w:t>
-      </w:r>
-      <w:hyperlink r:id="rId99">
-        <w:r>
-          <w:rPr>
-            <w:lang w:val="hi_IN" w:bidi="hi_IN"/>
-          </w:rPr>
-          <w:rPr>
-            <w:color w:val="0000EE"/>
-            <w:u w:val="single"/>
-          </w:rPr>
-          <w:t>21:8–9</w:t>
-        </w:r>
-      </w:hyperlink>
-      <w:r>
-        <w:rPr>
-          <w:lang w:val="hi_IN" w:bidi="hi_IN"/>
-        </w:rPr>
-        <w:t xml:space="preserve">; </w:t>
-      </w:r>
-      <w:hyperlink r:id="rId83">
-        <w:r>
-          <w:rPr>
-            <w:lang w:val="hi_IN" w:bidi="hi_IN"/>
-          </w:rPr>
-          <w:rPr>
-            <w:color w:val="0000EE"/>
-            <w:u w:val="single"/>
-          </w:rPr>
-          <w:t>23:22</w:t>
-        </w:r>
-      </w:hyperlink>
-      <w:r>
-        <w:rPr>
-          <w:lang w:val="hi_IN" w:bidi="hi_IN"/>
-        </w:rPr>
-        <w:t xml:space="preserve">; </w:t>
-      </w:r>
-      <w:hyperlink r:id="rId84">
-        <w:r>
-          <w:rPr>
-            <w:lang w:val="hi_IN" w:bidi="hi_IN"/>
-          </w:rPr>
-          <w:rPr>
-            <w:color w:val="0000EE"/>
-            <w:u w:val="single"/>
-          </w:rPr>
-          <w:t>26:13</w:t>
-        </w:r>
-      </w:hyperlink>
-      <w:r>
-        <w:rPr>
-          <w:lang w:val="hi_IN" w:bidi="hi_IN"/>
-        </w:rPr>
-        <w:t xml:space="preserve">; </w:t>
-      </w:r>
-      <w:hyperlink r:id="rId100">
-        <w:r>
-          <w:rPr>
-            <w:lang w:val="hi_IN" w:bidi="hi_IN"/>
-          </w:rPr>
-          <w:rPr>
-            <w:color w:val="0000EE"/>
-            <w:u w:val="single"/>
-          </w:rPr>
-          <w:t>27:12–18</w:t>
-        </w:r>
-      </w:hyperlink>
-      <w:r>
-        <w:rPr>
-          <w:lang w:val="hi_IN" w:bidi="hi_IN"/>
-        </w:rPr>
-        <w:t xml:space="preserve">; </w:t>
-      </w:r>
-      <w:hyperlink r:id="rId87">
-        <w:r>
-          <w:rPr>
-            <w:lang w:val="hi_IN" w:bidi="hi_IN"/>
-          </w:rPr>
-          <w:rPr>
-            <w:color w:val="0000EE"/>
-            <w:u w:val="single"/>
-          </w:rPr>
-          <w:t>35:15</w:t>
-        </w:r>
-      </w:hyperlink>
-      <w:r>
-        <w:rPr>
-          <w:lang w:val="hi_IN" w:bidi="hi_IN"/>
-        </w:rPr>
-        <w:t xml:space="preserve">; </w:t>
-      </w:r>
-      <w:hyperlink r:id="rId88">
-        <w:r>
-          <w:rPr>
-            <w:lang w:val="hi_IN" w:bidi="hi_IN"/>
-          </w:rPr>
-          <w:rPr>
-            <w:color w:val="0000EE"/>
-            <w:u w:val="single"/>
-          </w:rPr>
-          <w:t>36:3–7</w:t>
-        </w:r>
-      </w:hyperlink>
-      <w:r>
-        <w:rPr>
-          <w:lang w:val="hi_IN" w:bidi="hi_IN"/>
-        </w:rPr>
-        <w:t xml:space="preserve">; </w:t>
-      </w:r>
-      <w:hyperlink r:id="rId89">
-        <w:r>
-          <w:rPr>
-            <w:lang w:val="hi_IN" w:bidi="hi_IN"/>
-          </w:rPr>
-          <w:rPr>
-            <w:color w:val="0000EE"/>
-            <w:u w:val="single"/>
-          </w:rPr>
-          <w:t>44:5</w:t>
-        </w:r>
-      </w:hyperlink>
-      <w:r>
-        <w:rPr>
-          <w:lang w:val="hi_IN" w:bidi="hi_IN"/>
-        </w:rPr>
-        <w:t xml:space="preserve">; </w:t>
-      </w:r>
-      <w:hyperlink r:id="rId101">
-        <w:r>
-          <w:rPr>
-            <w:lang w:val="hi_IN" w:bidi="hi_IN"/>
-          </w:rPr>
-          <w:rPr>
-            <w:color w:val="0000EE"/>
-            <w:u w:val="single"/>
-          </w:rPr>
-          <w:t>यहेजकेल 18:23–24</w:t>
-        </w:r>
-      </w:hyperlink>
-      <w:r>
-        <w:rPr>
-          <w:lang w:val="hi_IN" w:bidi="hi_IN"/>
-        </w:rPr>
-        <w:t xml:space="preserve">; </w:t>
-      </w:r>
-      <w:hyperlink r:id="rId102">
-        <w:r>
-          <w:rPr>
-            <w:lang w:val="hi_IN" w:bidi="hi_IN"/>
-          </w:rPr>
-          <w:rPr>
-            <w:color w:val="0000EE"/>
-            <w:u w:val="single"/>
-          </w:rPr>
-          <w:t>रोमियों 6:23</w:t>
-        </w:r>
-      </w:hyperlink>
-      <w:r>
-        <w:rPr>
-          <w:lang w:val="hi_IN" w:bidi="hi_IN"/>
-        </w:rPr>
-        <w:t xml:space="preserve">; </w:t>
-      </w:r>
-      <w:hyperlink r:id="rId103">
-        <w:r>
-          <w:rPr>
-            <w:lang w:val="hi_IN" w:bidi="hi_IN"/>
-          </w:rPr>
-          <w:rPr>
-            <w:color w:val="0000EE"/>
-            <w:u w:val="single"/>
-          </w:rPr>
-          <w:t>8:6</w:t>
-        </w:r>
-      </w:hyperlink>
-      <w:r>
-        <w:rPr>
-          <w:lang w:val="hi_IN" w:bidi="hi_IN"/>
-        </w:rPr>
-        <w:t xml:space="preserve">; </w:t>
-      </w:r>
-      <w:hyperlink r:id="rId104">
-        <w:r>
-          <w:rPr>
-            <w:lang w:val="hi_IN" w:bidi="hi_IN"/>
-          </w:rPr>
-          <w:rPr>
-            <w:color w:val="0000EE"/>
-            <w:u w:val="single"/>
-          </w:rPr>
-          <w:t>प्रकाशितवाक्य 2:10</w:t>
+          <w:t>2 पतरस 2:1–3</w:t>
         </w:r>
       </w:hyperlink>
       <w:r>

--- a/hin/docx/014.content.docx
+++ b/hin/docx/014.content.docx
@@ -19,7 +19,7 @@
         <w:rPr>
           <w:lang w:val="hi_IN" w:bidi="hi_IN"/>
         </w:rPr>
-        <w:t>Resource: Tyndale Open Study Notes</w:t>
+        <w:t>Resource: Aquifer Open Study Notes (Themes)</w:t>
       </w:r>
       <w:r>
         <w:rPr>
@@ -112,7 +112,7 @@
         <w:rPr>
           <w:lang w:val="hi_IN" w:bidi="hi_IN"/>
         </w:rPr>
-        <w:t>Tyndale Open Study Notes</w:t>
+        <w:t>Aquifer Open Study Notes (Themes)</w:t>
       </w:r>
     </w:p>
     <w:p>

--- a/hin/docx/014.content.docx
+++ b/hin/docx/014.content.docx
@@ -269,36 +269,24 @@
         </w:rPr>
         <w:t xml:space="preserve">आमतौर पर लोगों को वही बताते थे जो वे सुनना चाहते थे (उदाहरण के लिए देखें, </w:t>
       </w:r>
-      <w:hyperlink r:id="rId13">
-        <w:r>
-          <w:rPr>
-            <w:lang w:val="hi_IN" w:bidi="hi_IN"/>
-          </w:rPr>
-          <w:rPr>
-            <w:color w:val="0000EE"/>
-            <w:u w:val="single"/>
-          </w:rPr>
-          <w:t>1 रा 22:10–14</w:t>
-        </w:r>
-      </w:hyperlink>
+      <w:r>
+        <w:rPr>
+          <w:lang w:val="hi_IN" w:bidi="hi_IN"/>
+        </w:rPr>
+        <w:t>1 रा 22:10–14</w:t>
+      </w:r>
       <w:r>
         <w:rPr>
           <w:lang w:val="hi_IN" w:bidi="hi_IN"/>
         </w:rPr>
         <w:t xml:space="preserve">; </w:t>
       </w:r>
-      <w:hyperlink r:id="rId14">
-        <w:r>
-          <w:rPr>
-            <w:lang w:val="hi_IN" w:bidi="hi_IN"/>
-          </w:rPr>
-          <w:rPr>
-            <w:color w:val="0000EE"/>
-            <w:u w:val="single"/>
-          </w:rPr>
-          <w:t>यिर्म 28:1–4</w:t>
-        </w:r>
-      </w:hyperlink>
+      <w:r>
+        <w:rPr>
+          <w:lang w:val="hi_IN" w:bidi="hi_IN"/>
+        </w:rPr>
+        <w:t>यिर्म 28:1–4</w:t>
+      </w:r>
       <w:r>
         <w:rPr>
           <w:lang w:val="hi_IN" w:bidi="hi_IN"/>
@@ -319,18 +307,12 @@
         </w:rPr>
         <w:t xml:space="preserve">इस कठिनाई और अपने विद्रोही लोगों का न्याय करने में प्रभु की दयापूर्ण देरी के कारण, कई लोगों को संदेह था कि क्या उनके सच्चे भविष्यद्वक्ताओं के माध्यम से कहा गया परमेश्वर का संदेश सच होगा (देखें </w:t>
       </w:r>
-      <w:hyperlink r:id="rId15">
-        <w:r>
-          <w:rPr>
-            <w:lang w:val="hi_IN" w:bidi="hi_IN"/>
-          </w:rPr>
-          <w:rPr>
-            <w:color w:val="0000EE"/>
-            <w:u w:val="single"/>
-          </w:rPr>
-          <w:t>यशा 5:19</w:t>
-        </w:r>
-      </w:hyperlink>
+      <w:r>
+        <w:rPr>
+          <w:lang w:val="hi_IN" w:bidi="hi_IN"/>
+        </w:rPr>
+        <w:t>यशा 5:19</w:t>
+      </w:r>
       <w:r>
         <w:rPr>
           <w:lang w:val="hi_IN" w:bidi="hi_IN"/>
@@ -351,36 +333,24 @@
         </w:rPr>
         <w:t>यहेजकेल ने भविष्यवाणी की कि यरूशलेम पर आने वाले न्याय में, परमेश्वर झूठे भविष्यद्वक्ताओं को हटा देंगे। इससे लोगों को सच्चे भविष्यद्वक्ताओं की पहचान करने में सहायता मिलेगी (</w:t>
       </w:r>
-      <w:hyperlink r:id="rId16">
-        <w:r>
-          <w:rPr>
-            <w:lang w:val="hi_IN" w:bidi="hi_IN"/>
-          </w:rPr>
-          <w:rPr>
-            <w:color w:val="0000EE"/>
-            <w:u w:val="single"/>
-          </w:rPr>
-          <w:t>यहेज 13:8–9</w:t>
-        </w:r>
-      </w:hyperlink>
+      <w:r>
+        <w:rPr>
+          <w:lang w:val="hi_IN" w:bidi="hi_IN"/>
+        </w:rPr>
+        <w:t>यहेज 13:8–9</w:t>
+      </w:r>
       <w:r>
         <w:rPr>
           <w:lang w:val="hi_IN" w:bidi="hi_IN"/>
         </w:rPr>
         <w:t>)। परमेश्वर का न्याय बिना देरी के होगा—प्रभु जल्द ही अपने वचनों को पूरा करेंगे (</w:t>
       </w:r>
-      <w:hyperlink r:id="rId17">
-        <w:r>
-          <w:rPr>
-            <w:lang w:val="hi_IN" w:bidi="hi_IN"/>
-          </w:rPr>
-          <w:rPr>
-            <w:color w:val="0000EE"/>
-            <w:u w:val="single"/>
-          </w:rPr>
-          <w:t>13:11</w:t>
-        </w:r>
-      </w:hyperlink>
+      <w:r>
+        <w:rPr>
+          <w:lang w:val="hi_IN" w:bidi="hi_IN"/>
+        </w:rPr>
+        <w:t>13:11</w:t>
+      </w:r>
       <w:r>
         <w:rPr>
           <w:lang w:val="hi_IN" w:bidi="hi_IN"/>
@@ -413,72 +383,48 @@
         </w:rPr>
         <w:t>प्रकट होंगे (</w:t>
       </w:r>
-      <w:hyperlink r:id="rId18">
-        <w:r>
-          <w:rPr>
-            <w:lang w:val="hi_IN" w:bidi="hi_IN"/>
-          </w:rPr>
-          <w:rPr>
-            <w:color w:val="0000EE"/>
-            <w:u w:val="single"/>
-          </w:rPr>
-          <w:t>मत्ती 24:11–28</w:t>
-        </w:r>
-      </w:hyperlink>
+      <w:r>
+        <w:rPr>
+          <w:lang w:val="hi_IN" w:bidi="hi_IN"/>
+        </w:rPr>
+        <w:t>मत्ती 24:11–28</w:t>
+      </w:r>
       <w:r>
         <w:rPr>
           <w:lang w:val="hi_IN" w:bidi="hi_IN"/>
         </w:rPr>
         <w:t xml:space="preserve">)। उनके प्रारम्भिक अनुयायियों ने कई झूठे भविष्यद्वक्ताओं का सामना किया (उदाहरण के लिए देखें, </w:t>
       </w:r>
-      <w:hyperlink r:id="rId19">
-        <w:r>
-          <w:rPr>
-            <w:lang w:val="hi_IN" w:bidi="hi_IN"/>
-          </w:rPr>
-          <w:rPr>
-            <w:color w:val="0000EE"/>
-            <w:u w:val="single"/>
-          </w:rPr>
-          <w:t>प्रेरि 13:6–12</w:t>
-        </w:r>
-      </w:hyperlink>
+      <w:r>
+        <w:rPr>
+          <w:lang w:val="hi_IN" w:bidi="hi_IN"/>
+        </w:rPr>
+        <w:t>प्रेरि 13:6–12</w:t>
+      </w:r>
       <w:r>
         <w:rPr>
           <w:lang w:val="hi_IN" w:bidi="hi_IN"/>
         </w:rPr>
         <w:t xml:space="preserve">; </w:t>
       </w:r>
-      <w:hyperlink r:id="rId20">
-        <w:r>
-          <w:rPr>
-            <w:lang w:val="hi_IN" w:bidi="hi_IN"/>
-          </w:rPr>
-          <w:rPr>
-            <w:color w:val="0000EE"/>
-            <w:u w:val="single"/>
-          </w:rPr>
-          <w:t>2 पत 2:1–3</w:t>
-        </w:r>
-      </w:hyperlink>
+      <w:r>
+        <w:rPr>
+          <w:lang w:val="hi_IN" w:bidi="hi_IN"/>
+        </w:rPr>
+        <w:t>2 पत 2:1–3</w:t>
+      </w:r>
       <w:r>
         <w:rPr>
           <w:lang w:val="hi_IN" w:bidi="hi_IN"/>
         </w:rPr>
         <w:t>)। मसीही अक्सर झूठे भविष्यद्वक्ताओं की पहचान उनके मसीह के बारे में गलत शिक्षाओं से कर सकते हैं। ये शिक्षाएँ दिखाती हैं कि परमेश्वर का आत्मा उनका मार्गदर्शन नहीं कर रहा है (</w:t>
       </w:r>
-      <w:hyperlink r:id="rId21">
-        <w:r>
-          <w:rPr>
-            <w:lang w:val="hi_IN" w:bidi="hi_IN"/>
-          </w:rPr>
-          <w:rPr>
-            <w:color w:val="0000EE"/>
-            <w:u w:val="single"/>
-          </w:rPr>
-          <w:t>1 यूह 4:1–3</w:t>
-        </w:r>
-      </w:hyperlink>
+      <w:r>
+        <w:rPr>
+          <w:lang w:val="hi_IN" w:bidi="hi_IN"/>
+        </w:rPr>
+        <w:t>1 यूह 4:1–3</w:t>
+      </w:r>
       <w:r>
         <w:rPr>
           <w:lang w:val="hi_IN" w:bidi="hi_IN"/>
@@ -508,270 +454,180 @@
           <w:lang w:val="hi_IN" w:bidi="hi_IN"/>
         </w:rPr>
       </w:r>
-      <w:hyperlink r:id="rId22">
-        <w:r>
-          <w:rPr>
-            <w:lang w:val="hi_IN" w:bidi="hi_IN"/>
-          </w:rPr>
-          <w:rPr>
-            <w:color w:val="0000EE"/>
-            <w:u w:val="single"/>
-          </w:rPr>
-          <w:t>व्यवस्थाविवरण 13:1–5</w:t>
-        </w:r>
-      </w:hyperlink>
+      <w:r>
+        <w:rPr>
+          <w:lang w:val="hi_IN" w:bidi="hi_IN"/>
+        </w:rPr>
+        <w:t>व्यवस्थाविवरण 13:1–5</w:t>
+      </w:r>
       <w:r>
         <w:rPr>
           <w:lang w:val="hi_IN" w:bidi="hi_IN"/>
         </w:rPr>
         <w:t xml:space="preserve">; </w:t>
       </w:r>
-      <w:hyperlink r:id="rId23">
-        <w:r>
-          <w:rPr>
-            <w:lang w:val="hi_IN" w:bidi="hi_IN"/>
-          </w:rPr>
-          <w:rPr>
-            <w:color w:val="0000EE"/>
-            <w:u w:val="single"/>
-          </w:rPr>
-          <w:t>18:22</w:t>
-        </w:r>
-      </w:hyperlink>
+      <w:r>
+        <w:rPr>
+          <w:lang w:val="hi_IN" w:bidi="hi_IN"/>
+        </w:rPr>
+        <w:t>18:22</w:t>
+      </w:r>
       <w:r>
         <w:rPr>
           <w:lang w:val="hi_IN" w:bidi="hi_IN"/>
         </w:rPr>
         <w:t xml:space="preserve">; </w:t>
       </w:r>
-      <w:hyperlink r:id="rId24">
-        <w:r>
-          <w:rPr>
-            <w:lang w:val="hi_IN" w:bidi="hi_IN"/>
-          </w:rPr>
-          <w:rPr>
-            <w:color w:val="0000EE"/>
-            <w:u w:val="single"/>
-          </w:rPr>
-          <w:t>1 राजा 22:8–28</w:t>
-        </w:r>
-      </w:hyperlink>
+      <w:r>
+        <w:rPr>
+          <w:lang w:val="hi_IN" w:bidi="hi_IN"/>
+        </w:rPr>
+        <w:t>1 राजा 22:8–28</w:t>
+      </w:r>
       <w:r>
         <w:rPr>
           <w:lang w:val="hi_IN" w:bidi="hi_IN"/>
         </w:rPr>
         <w:t xml:space="preserve">; </w:t>
       </w:r>
-      <w:hyperlink r:id="rId25">
-        <w:r>
-          <w:rPr>
-            <w:lang w:val="hi_IN" w:bidi="hi_IN"/>
-          </w:rPr>
-          <w:rPr>
-            <w:color w:val="0000EE"/>
-            <w:u w:val="single"/>
-          </w:rPr>
-          <w:t>यिर्मयाह 6:13–15</w:t>
-        </w:r>
-      </w:hyperlink>
+      <w:r>
+        <w:rPr>
+          <w:lang w:val="hi_IN" w:bidi="hi_IN"/>
+        </w:rPr>
+        <w:t>यिर्मयाह 6:13–15</w:t>
+      </w:r>
       <w:r>
         <w:rPr>
           <w:lang w:val="hi_IN" w:bidi="hi_IN"/>
         </w:rPr>
         <w:t xml:space="preserve">; </w:t>
       </w:r>
-      <w:hyperlink r:id="rId26">
-        <w:r>
-          <w:rPr>
-            <w:lang w:val="hi_IN" w:bidi="hi_IN"/>
-          </w:rPr>
-          <w:rPr>
-            <w:color w:val="0000EE"/>
-            <w:u w:val="single"/>
-          </w:rPr>
-          <w:t>14:13–16</w:t>
-        </w:r>
-      </w:hyperlink>
+      <w:r>
+        <w:rPr>
+          <w:lang w:val="hi_IN" w:bidi="hi_IN"/>
+        </w:rPr>
+        <w:t>14:13–16</w:t>
+      </w:r>
       <w:r>
         <w:rPr>
           <w:lang w:val="hi_IN" w:bidi="hi_IN"/>
         </w:rPr>
         <w:t xml:space="preserve">; </w:t>
       </w:r>
-      <w:hyperlink r:id="rId27">
-        <w:r>
-          <w:rPr>
-            <w:lang w:val="hi_IN" w:bidi="hi_IN"/>
-          </w:rPr>
-          <w:rPr>
-            <w:color w:val="0000EE"/>
-            <w:u w:val="single"/>
-          </w:rPr>
-          <w:t>20:1–6</w:t>
-        </w:r>
-      </w:hyperlink>
+      <w:r>
+        <w:rPr>
+          <w:lang w:val="hi_IN" w:bidi="hi_IN"/>
+        </w:rPr>
+        <w:t>20:1–6</w:t>
+      </w:r>
       <w:r>
         <w:rPr>
           <w:lang w:val="hi_IN" w:bidi="hi_IN"/>
         </w:rPr>
         <w:t xml:space="preserve">; </w:t>
       </w:r>
-      <w:hyperlink r:id="rId28">
-        <w:r>
-          <w:rPr>
-            <w:lang w:val="hi_IN" w:bidi="hi_IN"/>
-          </w:rPr>
-          <w:rPr>
-            <w:color w:val="0000EE"/>
-            <w:u w:val="single"/>
-          </w:rPr>
-          <w:t>28:1–17</w:t>
-        </w:r>
-      </w:hyperlink>
+      <w:r>
+        <w:rPr>
+          <w:lang w:val="hi_IN" w:bidi="hi_IN"/>
+        </w:rPr>
+        <w:t>28:1–17</w:t>
+      </w:r>
       <w:r>
         <w:rPr>
           <w:lang w:val="hi_IN" w:bidi="hi_IN"/>
         </w:rPr>
         <w:t xml:space="preserve">; </w:t>
       </w:r>
-      <w:hyperlink r:id="rId29">
-        <w:r>
-          <w:rPr>
-            <w:lang w:val="hi_IN" w:bidi="hi_IN"/>
-          </w:rPr>
-          <w:rPr>
-            <w:color w:val="0000EE"/>
-            <w:u w:val="single"/>
-          </w:rPr>
-          <w:t>29:21–32</w:t>
-        </w:r>
-      </w:hyperlink>
+      <w:r>
+        <w:rPr>
+          <w:lang w:val="hi_IN" w:bidi="hi_IN"/>
+        </w:rPr>
+        <w:t>29:21–32</w:t>
+      </w:r>
       <w:r>
         <w:rPr>
           <w:lang w:val="hi_IN" w:bidi="hi_IN"/>
         </w:rPr>
         <w:t xml:space="preserve">; </w:t>
       </w:r>
-      <w:hyperlink r:id="rId30">
-        <w:r>
-          <w:rPr>
-            <w:lang w:val="hi_IN" w:bidi="hi_IN"/>
-          </w:rPr>
-          <w:rPr>
-            <w:color w:val="0000EE"/>
-            <w:u w:val="single"/>
-          </w:rPr>
-          <w:t>50:6</w:t>
-        </w:r>
-      </w:hyperlink>
+      <w:r>
+        <w:rPr>
+          <w:lang w:val="hi_IN" w:bidi="hi_IN"/>
+        </w:rPr>
+        <w:t>50:6</w:t>
+      </w:r>
       <w:r>
         <w:rPr>
           <w:lang w:val="hi_IN" w:bidi="hi_IN"/>
         </w:rPr>
         <w:t xml:space="preserve">; </w:t>
       </w:r>
-      <w:hyperlink r:id="rId31">
-        <w:r>
-          <w:rPr>
-            <w:lang w:val="hi_IN" w:bidi="hi_IN"/>
-          </w:rPr>
-          <w:rPr>
-            <w:color w:val="0000EE"/>
-            <w:u w:val="single"/>
-          </w:rPr>
-          <w:t>यहेजकेल 13:1–23</w:t>
-        </w:r>
-      </w:hyperlink>
+      <w:r>
+        <w:rPr>
+          <w:lang w:val="hi_IN" w:bidi="hi_IN"/>
+        </w:rPr>
+        <w:t>यहेजकेल 13:1–23</w:t>
+      </w:r>
       <w:r>
         <w:rPr>
           <w:lang w:val="hi_IN" w:bidi="hi_IN"/>
         </w:rPr>
         <w:t xml:space="preserve">; </w:t>
       </w:r>
-      <w:hyperlink r:id="rId32">
-        <w:r>
-          <w:rPr>
-            <w:lang w:val="hi_IN" w:bidi="hi_IN"/>
-          </w:rPr>
-          <w:rPr>
-            <w:color w:val="0000EE"/>
-            <w:u w:val="single"/>
-          </w:rPr>
-          <w:t>22:28</w:t>
-        </w:r>
-      </w:hyperlink>
+      <w:r>
+        <w:rPr>
+          <w:lang w:val="hi_IN" w:bidi="hi_IN"/>
+        </w:rPr>
+        <w:t>22:28</w:t>
+      </w:r>
       <w:r>
         <w:rPr>
           <w:lang w:val="hi_IN" w:bidi="hi_IN"/>
         </w:rPr>
         <w:t xml:space="preserve">; </w:t>
       </w:r>
-      <w:hyperlink r:id="rId33">
-        <w:r>
-          <w:rPr>
-            <w:lang w:val="hi_IN" w:bidi="hi_IN"/>
-          </w:rPr>
-          <w:rPr>
-            <w:color w:val="0000EE"/>
-            <w:u w:val="single"/>
-          </w:rPr>
-          <w:t>मीका 3:5</w:t>
-        </w:r>
-      </w:hyperlink>
+      <w:r>
+        <w:rPr>
+          <w:lang w:val="hi_IN" w:bidi="hi_IN"/>
+        </w:rPr>
+        <w:t>मीका 3:5</w:t>
+      </w:r>
       <w:r>
         <w:rPr>
           <w:lang w:val="hi_IN" w:bidi="hi_IN"/>
         </w:rPr>
         <w:t xml:space="preserve">; </w:t>
       </w:r>
-      <w:hyperlink r:id="rId34">
-        <w:r>
-          <w:rPr>
-            <w:lang w:val="hi_IN" w:bidi="hi_IN"/>
-          </w:rPr>
-          <w:rPr>
-            <w:color w:val="0000EE"/>
-            <w:u w:val="single"/>
-          </w:rPr>
-          <w:t>2 कुरिन्थियों 11:13–15</w:t>
-        </w:r>
-      </w:hyperlink>
+      <w:r>
+        <w:rPr>
+          <w:lang w:val="hi_IN" w:bidi="hi_IN"/>
+        </w:rPr>
+        <w:t>2 कुरिन्थियों 11:13–15</w:t>
+      </w:r>
       <w:r>
         <w:rPr>
           <w:lang w:val="hi_IN" w:bidi="hi_IN"/>
         </w:rPr>
         <w:t xml:space="preserve">; </w:t>
       </w:r>
-      <w:hyperlink r:id="rId35">
-        <w:r>
-          <w:rPr>
-            <w:lang w:val="hi_IN" w:bidi="hi_IN"/>
-          </w:rPr>
-          <w:rPr>
-            <w:color w:val="0000EE"/>
-            <w:u w:val="single"/>
-          </w:rPr>
-          <w:t>2 तीमुथियुस 4:3–4</w:t>
-        </w:r>
-      </w:hyperlink>
+      <w:r>
+        <w:rPr>
+          <w:lang w:val="hi_IN" w:bidi="hi_IN"/>
+        </w:rPr>
+        <w:t>2 तीमुथियुस 4:3–4</w:t>
+      </w:r>
       <w:r>
         <w:rPr>
           <w:lang w:val="hi_IN" w:bidi="hi_IN"/>
         </w:rPr>
         <w:t xml:space="preserve">; </w:t>
       </w:r>
-      <w:hyperlink r:id="rId20">
-        <w:r>
-          <w:rPr>
-            <w:lang w:val="hi_IN" w:bidi="hi_IN"/>
-          </w:rPr>
-          <w:rPr>
-            <w:color w:val="0000EE"/>
-            <w:u w:val="single"/>
-          </w:rPr>
-          <w:t>2 पतरस 2:1–3</w:t>
-        </w:r>
-      </w:hyperlink>
+      <w:r>
+        <w:rPr>
+          <w:lang w:val="hi_IN" w:bidi="hi_IN"/>
+        </w:rPr>
+        <w:t>2 पतरस 2:1–3</w:t>
+      </w:r>
       <w:r>
         <w:rPr>
           <w:lang w:val="hi_IN" w:bidi="hi_IN"/>
